--- a/backend/data/templates/7c4201d2-107c-4227-a664-4c56f4cdc910.docx
+++ b/backend/data/templates/7c4201d2-107c-4227-a664-4c56f4cdc910.docx
@@ -987,9 +987,7 @@
                         <a:prstGeom prst="rect">
                           <a:avLst/>
                         </a:prstGeom>
-                        <a:solidFill>
-                          <a:srgbClr val="FFFFFF"/>
-                        </a:solidFill>
+                        <a:noFill/>
                         <a:ln w="9525">
                           <a:solidFill>
                             <a:srgbClr val="000000"/>
@@ -1001,7 +999,19 @@
                       </wps:spPr>
                       <wps:txbx>
                         <w:txbxContent>
-                          <w:p/>
+                          <w:p>
+                            <w:pPr>
+                              <w:jc w:val="center"/>
+                              <w:spacing w:before="0" w:after="0"/>
+                            </w:pPr>
+                            <w:r>
+                              <w:rPr>
+                                <w:sz w:val="16"/>
+                                <w:szCs w:val="16"/>
+                              </w:rPr>
+                              <w:t>{{ mst_1_0 }}</w:t>
+                            </w:r>
+                          </w:p>
                         </w:txbxContent>
                       </wps:txbx>
                       <wps:bodyPr>
@@ -1021,10 +1031,22 @@
           </mc:Choice>
           <mc:Fallback>
             <w:pict>
-              <v:rect w14:anchorId="22B3DDA0" id="Rectangle 44" o:spid="_x0000_s1028" style="position:absolute;left:0;text-align:left;margin-left:258.1pt;margin-top:16.8pt;width:17.35pt;height:17.65pt;z-index:251667456;visibility:visible;mso-wrap-style:square;mso-width-percent:0;mso-height-percent:0;mso-wrap-distance-left:9pt;mso-wrap-distance-top:0;mso-wrap-distance-right:9pt;mso-wrap-distance-bottom:0;mso-position-horizontal:absolute;mso-position-horizontal-relative:text;mso-position-vertical:absolute;mso-position-vertical-relative:text;mso-width-percent:0;mso-height-percent:0;mso-width-relative:page;mso-height-relative:page;v-text-anchor:top" o:gfxdata="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">
+              <v:rect filled="f" w14:anchorId="22B3DDA0" id="Rectangle 44" o:spid="_x0000_s1028" style="position:absolute;left:0;text-align:left;margin-left:258.1pt;margin-top:16.8pt;width:17.35pt;height:17.65pt;z-index:251667456;visibility:visible;mso-wrap-style:square;mso-width-percent:0;mso-height-percent:0;mso-wrap-distance-left:9pt;mso-wrap-distance-top:0;mso-wrap-distance-right:9pt;mso-wrap-distance-bottom:0;mso-position-horizontal:absolute;mso-position-horizontal-relative:text;mso-position-vertical:absolute;mso-position-vertical-relative:text;mso-width-percent:0;mso-height-percent:0;mso-width-relative:page;mso-height-relative:page;v-text-anchor:top" o:gfxdata="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">
                 <v:textbox>
                   <w:txbxContent>
-                    <w:p/>
+                    <w:p>
+                      <w:pPr>
+                        <w:jc w:val="center"/>
+                        <w:spacing w:before="0" w:after="0"/>
+                      </w:pPr>
+                      <w:r>
+                        <w:rPr>
+                          <w:sz w:val="16"/>
+                          <w:szCs w:val="16"/>
+                        </w:rPr>
+                        <w:t>{{ mst_4_0 }}</w:t>
+                      </w:r>
+                    </w:p>
                   </w:txbxContent>
                 </v:textbox>
               </v:rect>
@@ -1073,9 +1095,7 @@
                         <a:prstGeom prst="rect">
                           <a:avLst/>
                         </a:prstGeom>
-                        <a:solidFill>
-                          <a:srgbClr val="FFFFFF"/>
-                        </a:solidFill>
+                        <a:noFill/>
                         <a:ln w="9525">
                           <a:solidFill>
                             <a:srgbClr val="000000"/>
@@ -1087,7 +1107,19 @@
                       </wps:spPr>
                       <wps:txbx>
                         <w:txbxContent>
-                          <w:p/>
+                          <w:p>
+                            <w:pPr>
+                              <w:jc w:val="center"/>
+                              <w:spacing w:before="0" w:after="0"/>
+                            </w:pPr>
+                            <w:r>
+                              <w:rPr>
+                                <w:sz w:val="16"/>
+                                <w:szCs w:val="16"/>
+                              </w:rPr>
+                              <w:t>{{ mst_1_1 }}</w:t>
+                            </w:r>
+                          </w:p>
                         </w:txbxContent>
                       </wps:txbx>
                       <wps:bodyPr>
@@ -1107,10 +1139,22 @@
           </mc:Choice>
           <mc:Fallback>
             <w:pict>
-              <v:rect w14:anchorId="694A17A4" id="Rectangle 43" o:spid="_x0000_s1029" style="position:absolute;left:0;text-align:left;margin-left:240.5pt;margin-top:16.8pt;width:17.35pt;height:17.65pt;z-index:251666432;visibility:visible;mso-wrap-style:square;mso-width-percent:0;mso-height-percent:0;mso-wrap-distance-left:9pt;mso-wrap-distance-top:0;mso-wrap-distance-right:9pt;mso-wrap-distance-bottom:0;mso-position-horizontal:absolute;mso-position-horizontal-relative:text;mso-position-vertical:absolute;mso-position-vertical-relative:text;mso-width-percent:0;mso-height-percent:0;mso-width-relative:page;mso-height-relative:page;v-text-anchor:top" o:gfxdata="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">
+              <v:rect filled="f" w14:anchorId="694A17A4" id="Rectangle 43" o:spid="_x0000_s1029" style="position:absolute;left:0;text-align:left;margin-left:240.5pt;margin-top:16.8pt;width:17.35pt;height:17.65pt;z-index:251666432;visibility:visible;mso-wrap-style:square;mso-width-percent:0;mso-height-percent:0;mso-wrap-distance-left:9pt;mso-wrap-distance-top:0;mso-wrap-distance-right:9pt;mso-wrap-distance-bottom:0;mso-position-horizontal:absolute;mso-position-horizontal-relative:text;mso-position-vertical:absolute;mso-position-vertical-relative:text;mso-width-percent:0;mso-height-percent:0;mso-width-relative:page;mso-height-relative:page;v-text-anchor:top" o:gfxdata="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">
                 <v:textbox>
                   <w:txbxContent>
-                    <w:p/>
+                    <w:p>
+                      <w:pPr>
+                        <w:jc w:val="center"/>
+                        <w:spacing w:before="0" w:after="0"/>
+                      </w:pPr>
+                      <w:r>
+                        <w:rPr>
+                          <w:sz w:val="16"/>
+                          <w:szCs w:val="16"/>
+                        </w:rPr>
+                        <w:t>{{ mst_4_1 }}</w:t>
+                      </w:r>
+                    </w:p>
                   </w:txbxContent>
                 </v:textbox>
               </v:rect>
@@ -1159,9 +1203,7 @@
                         <a:prstGeom prst="rect">
                           <a:avLst/>
                         </a:prstGeom>
-                        <a:solidFill>
-                          <a:srgbClr val="FFFFFF"/>
-                        </a:solidFill>
+                        <a:noFill/>
                         <a:ln w="9525">
                           <a:solidFill>
                             <a:srgbClr val="000000"/>
@@ -1173,7 +1215,19 @@
                       </wps:spPr>
                       <wps:txbx>
                         <w:txbxContent>
-                          <w:p/>
+                          <w:p>
+                            <w:pPr>
+                              <w:jc w:val="center"/>
+                              <w:spacing w:before="0" w:after="0"/>
+                            </w:pPr>
+                            <w:r>
+                              <w:rPr>
+                                <w:sz w:val="16"/>
+                                <w:szCs w:val="16"/>
+                              </w:rPr>
+                              <w:t>{{ mst_1_2 }}</w:t>
+                            </w:r>
+                          </w:p>
                         </w:txbxContent>
                       </wps:txbx>
                       <wps:bodyPr>
@@ -1193,10 +1247,22 @@
           </mc:Choice>
           <mc:Fallback>
             <w:pict>
-              <v:rect w14:anchorId="5A79EA95" id="Rectangle 42" o:spid="_x0000_s1030" style="position:absolute;left:0;text-align:left;margin-left:362.45pt;margin-top:16.8pt;width:17.35pt;height:17.7pt;z-index:251674624;visibility:visible;mso-wrap-style:square;mso-width-percent:0;mso-height-percent:0;mso-wrap-distance-left:9pt;mso-wrap-distance-top:0;mso-wrap-distance-right:9pt;mso-wrap-distance-bottom:0;mso-position-horizontal:absolute;mso-position-horizontal-relative:text;mso-position-vertical:absolute;mso-position-vertical-relative:text;mso-width-percent:0;mso-height-percent:0;mso-width-relative:page;mso-height-relative:page;v-text-anchor:top" o:gfxdata="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">
+              <v:rect filled="f" w14:anchorId="5A79EA95" id="Rectangle 42" o:spid="_x0000_s1030" style="position:absolute;left:0;text-align:left;margin-left:362.45pt;margin-top:16.8pt;width:17.35pt;height:17.7pt;z-index:251674624;visibility:visible;mso-wrap-style:square;mso-width-percent:0;mso-height-percent:0;mso-wrap-distance-left:9pt;mso-wrap-distance-top:0;mso-wrap-distance-right:9pt;mso-wrap-distance-bottom:0;mso-position-horizontal:absolute;mso-position-horizontal-relative:text;mso-position-vertical:absolute;mso-position-vertical-relative:text;mso-width-percent:0;mso-height-percent:0;mso-width-relative:page;mso-height-relative:page;v-text-anchor:top" o:gfxdata="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">
                 <v:textbox>
                   <w:txbxContent>
-                    <w:p/>
+                    <w:p>
+                      <w:pPr>
+                        <w:jc w:val="center"/>
+                        <w:spacing w:before="0" w:after="0"/>
+                      </w:pPr>
+                      <w:r>
+                        <w:rPr>
+                          <w:sz w:val="16"/>
+                          <w:szCs w:val="16"/>
+                        </w:rPr>
+                        <w:t>{{ mst_4_2 }}</w:t>
+                      </w:r>
+                    </w:p>
                   </w:txbxContent>
                 </v:textbox>
               </v:rect>
@@ -1245,9 +1311,7 @@
                         <a:prstGeom prst="rect">
                           <a:avLst/>
                         </a:prstGeom>
-                        <a:solidFill>
-                          <a:srgbClr val="FFFFFF"/>
-                        </a:solidFill>
+                        <a:noFill/>
                         <a:ln w="9525">
                           <a:solidFill>
                             <a:srgbClr val="000000"/>
@@ -1259,7 +1323,19 @@
                       </wps:spPr>
                       <wps:txbx>
                         <w:txbxContent>
-                          <w:p/>
+                          <w:p>
+                            <w:pPr>
+                              <w:jc w:val="center"/>
+                              <w:spacing w:before="0" w:after="0"/>
+                            </w:pPr>
+                            <w:r>
+                              <w:rPr>
+                                <w:sz w:val="16"/>
+                                <w:szCs w:val="16"/>
+                              </w:rPr>
+                              <w:t>{{ mst_1_3 }}</w:t>
+                            </w:r>
+                          </w:p>
                         </w:txbxContent>
                       </wps:txbx>
                       <wps:bodyPr>
@@ -1279,10 +1355,22 @@
           </mc:Choice>
           <mc:Fallback>
             <w:pict>
-              <v:rect w14:anchorId="12294793" id="Rectangle 41" o:spid="_x0000_s1031" style="position:absolute;left:0;text-align:left;margin-left:345.1pt;margin-top:16.75pt;width:17.35pt;height:17.7pt;z-index:251673600;visibility:visible;mso-wrap-style:square;mso-width-percent:0;mso-height-percent:0;mso-wrap-distance-left:9pt;mso-wrap-distance-top:0;mso-wrap-distance-right:9pt;mso-wrap-distance-bottom:0;mso-position-horizontal:absolute;mso-position-horizontal-relative:text;mso-position-vertical:absolute;mso-position-vertical-relative:text;mso-width-percent:0;mso-height-percent:0;mso-width-relative:page;mso-height-relative:page;v-text-anchor:top" o:gfxdata="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">
+              <v:rect filled="f" w14:anchorId="12294793" id="Rectangle 41" o:spid="_x0000_s1031" style="position:absolute;left:0;text-align:left;margin-left:345.1pt;margin-top:16.75pt;width:17.35pt;height:17.7pt;z-index:251673600;visibility:visible;mso-wrap-style:square;mso-width-percent:0;mso-height-percent:0;mso-wrap-distance-left:9pt;mso-wrap-distance-top:0;mso-wrap-distance-right:9pt;mso-wrap-distance-bottom:0;mso-position-horizontal:absolute;mso-position-horizontal-relative:text;mso-position-vertical:absolute;mso-position-vertical-relative:text;mso-width-percent:0;mso-height-percent:0;mso-width-relative:page;mso-height-relative:page;v-text-anchor:top" o:gfxdata="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">
                 <v:textbox>
                   <w:txbxContent>
-                    <w:p/>
+                    <w:p>
+                      <w:pPr>
+                        <w:jc w:val="center"/>
+                        <w:spacing w:before="0" w:after="0"/>
+                      </w:pPr>
+                      <w:r>
+                        <w:rPr>
+                          <w:sz w:val="16"/>
+                          <w:szCs w:val="16"/>
+                        </w:rPr>
+                        <w:t>{{ mst_4_3 }}</w:t>
+                      </w:r>
+                    </w:p>
                   </w:txbxContent>
                 </v:textbox>
               </v:rect>
@@ -1331,9 +1419,7 @@
                         <a:prstGeom prst="rect">
                           <a:avLst/>
                         </a:prstGeom>
-                        <a:solidFill>
-                          <a:srgbClr val="FFFFFF"/>
-                        </a:solidFill>
+                        <a:noFill/>
                         <a:ln w="9525">
                           <a:solidFill>
                             <a:srgbClr val="000000"/>
@@ -1345,7 +1431,19 @@
                       </wps:spPr>
                       <wps:txbx>
                         <w:txbxContent>
-                          <w:p/>
+                          <w:p>
+                            <w:pPr>
+                              <w:jc w:val="center"/>
+                              <w:spacing w:before="0" w:after="0"/>
+                            </w:pPr>
+                            <w:r>
+                              <w:rPr>
+                                <w:sz w:val="16"/>
+                                <w:szCs w:val="16"/>
+                              </w:rPr>
+                              <w:t>{{ mst_1_4 }}</w:t>
+                            </w:r>
+                          </w:p>
                         </w:txbxContent>
                       </wps:txbx>
                       <wps:bodyPr>
@@ -1365,10 +1463,22 @@
           </mc:Choice>
           <mc:Fallback>
             <w:pict>
-              <v:rect w14:anchorId="54AB8607" id="Rectangle 40" o:spid="_x0000_s1032" style="position:absolute;left:0;text-align:left;margin-left:327.75pt;margin-top:16.75pt;width:17.35pt;height:17.7pt;z-index:251672576;visibility:visible;mso-wrap-style:square;mso-width-percent:0;mso-height-percent:0;mso-wrap-distance-left:9pt;mso-wrap-distance-top:0;mso-wrap-distance-right:9pt;mso-wrap-distance-bottom:0;mso-position-horizontal:absolute;mso-position-horizontal-relative:text;mso-position-vertical:absolute;mso-position-vertical-relative:text;mso-width-percent:0;mso-height-percent:0;mso-width-relative:page;mso-height-relative:page;v-text-anchor:top" o:gfxdata="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">
+              <v:rect filled="f" w14:anchorId="54AB8607" id="Rectangle 40" o:spid="_x0000_s1032" style="position:absolute;left:0;text-align:left;margin-left:327.75pt;margin-top:16.75pt;width:17.35pt;height:17.7pt;z-index:251672576;visibility:visible;mso-wrap-style:square;mso-width-percent:0;mso-height-percent:0;mso-wrap-distance-left:9pt;mso-wrap-distance-top:0;mso-wrap-distance-right:9pt;mso-wrap-distance-bottom:0;mso-position-horizontal:absolute;mso-position-horizontal-relative:text;mso-position-vertical:absolute;mso-position-vertical-relative:text;mso-width-percent:0;mso-height-percent:0;mso-width-relative:page;mso-height-relative:page;v-text-anchor:top" o:gfxdata="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">
                 <v:textbox>
                   <w:txbxContent>
-                    <w:p/>
+                    <w:p>
+                      <w:pPr>
+                        <w:jc w:val="center"/>
+                        <w:spacing w:before="0" w:after="0"/>
+                      </w:pPr>
+                      <w:r>
+                        <w:rPr>
+                          <w:sz w:val="16"/>
+                          <w:szCs w:val="16"/>
+                        </w:rPr>
+                        <w:t>{{ mst_4_4 }}</w:t>
+                      </w:r>
+                    </w:p>
                   </w:txbxContent>
                 </v:textbox>
               </v:rect>
@@ -1417,9 +1527,7 @@
                         <a:prstGeom prst="rect">
                           <a:avLst/>
                         </a:prstGeom>
-                        <a:solidFill>
-                          <a:srgbClr val="FFFFFF"/>
-                        </a:solidFill>
+                        <a:noFill/>
                         <a:ln w="9525">
                           <a:solidFill>
                             <a:srgbClr val="000000"/>
@@ -1431,7 +1539,19 @@
                       </wps:spPr>
                       <wps:txbx>
                         <w:txbxContent>
-                          <w:p/>
+                          <w:p>
+                            <w:pPr>
+                              <w:jc w:val="center"/>
+                              <w:spacing w:before="0" w:after="0"/>
+                            </w:pPr>
+                            <w:r>
+                              <w:rPr>
+                                <w:sz w:val="16"/>
+                                <w:szCs w:val="16"/>
+                              </w:rPr>
+                              <w:t>{{ mst_1_5 }}</w:t>
+                            </w:r>
+                          </w:p>
                         </w:txbxContent>
                       </wps:txbx>
                       <wps:bodyPr>
@@ -1451,10 +1571,22 @@
           </mc:Choice>
           <mc:Fallback>
             <w:pict>
-              <v:rect w14:anchorId="53419A27" id="Rectangle 39" o:spid="_x0000_s1033" style="position:absolute;left:0;text-align:left;margin-left:293.05pt;margin-top:16.75pt;width:17.35pt;height:17.7pt;z-index:251669504;visibility:visible;mso-wrap-style:square;mso-width-percent:0;mso-height-percent:0;mso-wrap-distance-left:9pt;mso-wrap-distance-top:0;mso-wrap-distance-right:9pt;mso-wrap-distance-bottom:0;mso-position-horizontal:absolute;mso-position-horizontal-relative:text;mso-position-vertical:absolute;mso-position-vertical-relative:text;mso-width-percent:0;mso-height-percent:0;mso-width-relative:page;mso-height-relative:page;v-text-anchor:top" o:gfxdata="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">
+              <v:rect filled="f" w14:anchorId="53419A27" id="Rectangle 39" o:spid="_x0000_s1033" style="position:absolute;left:0;text-align:left;margin-left:293.05pt;margin-top:16.75pt;width:17.35pt;height:17.7pt;z-index:251669504;visibility:visible;mso-wrap-style:square;mso-width-percent:0;mso-height-percent:0;mso-wrap-distance-left:9pt;mso-wrap-distance-top:0;mso-wrap-distance-right:9pt;mso-wrap-distance-bottom:0;mso-position-horizontal:absolute;mso-position-horizontal-relative:text;mso-position-vertical:absolute;mso-position-vertical-relative:text;mso-width-percent:0;mso-height-percent:0;mso-width-relative:page;mso-height-relative:page;v-text-anchor:top" o:gfxdata="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">
                 <v:textbox>
                   <w:txbxContent>
-                    <w:p/>
+                    <w:p>
+                      <w:pPr>
+                        <w:jc w:val="center"/>
+                        <w:spacing w:before="0" w:after="0"/>
+                      </w:pPr>
+                      <w:r>
+                        <w:rPr>
+                          <w:sz w:val="16"/>
+                          <w:szCs w:val="16"/>
+                        </w:rPr>
+                        <w:t>{{ mst_4_5 }}</w:t>
+                      </w:r>
+                    </w:p>
                   </w:txbxContent>
                 </v:textbox>
               </v:rect>
@@ -1503,9 +1635,7 @@
                         <a:prstGeom prst="rect">
                           <a:avLst/>
                         </a:prstGeom>
-                        <a:solidFill>
-                          <a:srgbClr val="FFFFFF"/>
-                        </a:solidFill>
+                        <a:noFill/>
                         <a:ln w="9525">
                           <a:solidFill>
                             <a:srgbClr val="000000"/>
@@ -1517,7 +1647,19 @@
                       </wps:spPr>
                       <wps:txbx>
                         <w:txbxContent>
-                          <w:p/>
+                          <w:p>
+                            <w:pPr>
+                              <w:jc w:val="center"/>
+                              <w:spacing w:before="0" w:after="0"/>
+                            </w:pPr>
+                            <w:r>
+                              <w:rPr>
+                                <w:sz w:val="16"/>
+                                <w:szCs w:val="16"/>
+                              </w:rPr>
+                              <w:t>{{ mst_1_6 }}</w:t>
+                            </w:r>
+                          </w:p>
                         </w:txbxContent>
                       </wps:txbx>
                       <wps:bodyPr>
@@ -1537,10 +1679,22 @@
           </mc:Choice>
           <mc:Fallback>
             <w:pict>
-              <v:rect w14:anchorId="16C39B51" id="Rectangle 38" o:spid="_x0000_s1034" style="position:absolute;left:0;text-align:left;margin-left:275.45pt;margin-top:16.75pt;width:17.35pt;height:17.7pt;z-index:251668480;visibility:visible;mso-wrap-style:square;mso-width-percent:0;mso-height-percent:0;mso-wrap-distance-left:9pt;mso-wrap-distance-top:0;mso-wrap-distance-right:9pt;mso-wrap-distance-bottom:0;mso-position-horizontal:absolute;mso-position-horizontal-relative:text;mso-position-vertical:absolute;mso-position-vertical-relative:text;mso-width-percent:0;mso-height-percent:0;mso-width-relative:page;mso-height-relative:page;v-text-anchor:top" o:gfxdata="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">
+              <v:rect filled="f" w14:anchorId="16C39B51" id="Rectangle 38" o:spid="_x0000_s1034" style="position:absolute;left:0;text-align:left;margin-left:275.45pt;margin-top:16.75pt;width:17.35pt;height:17.7pt;z-index:251668480;visibility:visible;mso-wrap-style:square;mso-width-percent:0;mso-height-percent:0;mso-wrap-distance-left:9pt;mso-wrap-distance-top:0;mso-wrap-distance-right:9pt;mso-wrap-distance-bottom:0;mso-position-horizontal:absolute;mso-position-horizontal-relative:text;mso-position-vertical:absolute;mso-position-vertical-relative:text;mso-width-percent:0;mso-height-percent:0;mso-width-relative:page;mso-height-relative:page;v-text-anchor:top" o:gfxdata="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">
                 <v:textbox>
                   <w:txbxContent>
-                    <w:p/>
+                    <w:p>
+                      <w:pPr>
+                        <w:jc w:val="center"/>
+                        <w:spacing w:before="0" w:after="0"/>
+                      </w:pPr>
+                      <w:r>
+                        <w:rPr>
+                          <w:sz w:val="16"/>
+                          <w:szCs w:val="16"/>
+                        </w:rPr>
+                        <w:t>{{ mst_4_6 }}</w:t>
+                      </w:r>
+                    </w:p>
                   </w:txbxContent>
                 </v:textbox>
               </v:rect>
@@ -1589,9 +1743,7 @@
                         <a:prstGeom prst="rect">
                           <a:avLst/>
                         </a:prstGeom>
-                        <a:solidFill>
-                          <a:srgbClr val="FFFFFF"/>
-                        </a:solidFill>
+                        <a:noFill/>
                         <a:ln w="9525">
                           <a:solidFill>
                             <a:srgbClr val="000000"/>
@@ -1603,7 +1755,19 @@
                       </wps:spPr>
                       <wps:txbx>
                         <w:txbxContent>
-                          <w:p/>
+                          <w:p>
+                            <w:pPr>
+                              <w:jc w:val="center"/>
+                              <w:spacing w:before="0" w:after="0"/>
+                            </w:pPr>
+                            <w:r>
+                              <w:rPr>
+                                <w:sz w:val="16"/>
+                                <w:szCs w:val="16"/>
+                              </w:rPr>
+                              <w:t>{{ mst_1_7 }}</w:t>
+                            </w:r>
+                          </w:p>
                         </w:txbxContent>
                       </wps:txbx>
                       <wps:bodyPr>
@@ -1623,10 +1787,22 @@
           </mc:Choice>
           <mc:Fallback>
             <w:pict>
-              <v:rect w14:anchorId="692A4166" id="Rectangle 37" o:spid="_x0000_s1035" style="position:absolute;left:0;text-align:left;margin-left:171.5pt;margin-top:16.75pt;width:17.35pt;height:17.7pt;z-index:251664384;visibility:visible;mso-wrap-style:square;mso-width-percent:0;mso-height-percent:0;mso-wrap-distance-left:9pt;mso-wrap-distance-top:0;mso-wrap-distance-right:9pt;mso-wrap-distance-bottom:0;mso-position-horizontal:absolute;mso-position-horizontal-relative:text;mso-position-vertical:absolute;mso-position-vertical-relative:text;mso-width-percent:0;mso-height-percent:0;mso-width-relative:page;mso-height-relative:page;v-text-anchor:top" o:gfxdata="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">
+              <v:rect filled="f" w14:anchorId="692A4166" id="Rectangle 37" o:spid="_x0000_s1035" style="position:absolute;left:0;text-align:left;margin-left:171.5pt;margin-top:16.75pt;width:17.35pt;height:17.7pt;z-index:251664384;visibility:visible;mso-wrap-style:square;mso-width-percent:0;mso-height-percent:0;mso-wrap-distance-left:9pt;mso-wrap-distance-top:0;mso-wrap-distance-right:9pt;mso-wrap-distance-bottom:0;mso-position-horizontal:absolute;mso-position-horizontal-relative:text;mso-position-vertical:absolute;mso-position-vertical-relative:text;mso-width-percent:0;mso-height-percent:0;mso-width-relative:page;mso-height-relative:page;v-text-anchor:top" o:gfxdata="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">
                 <v:textbox>
                   <w:txbxContent>
-                    <w:p/>
+                    <w:p>
+                      <w:pPr>
+                        <w:jc w:val="center"/>
+                        <w:spacing w:before="0" w:after="0"/>
+                      </w:pPr>
+                      <w:r>
+                        <w:rPr>
+                          <w:sz w:val="16"/>
+                          <w:szCs w:val="16"/>
+                        </w:rPr>
+                        <w:t>{{ mst_4_7 }}</w:t>
+                      </w:r>
+                    </w:p>
                   </w:txbxContent>
                 </v:textbox>
               </v:rect>
@@ -1675,9 +1851,7 @@
                         <a:prstGeom prst="rect">
                           <a:avLst/>
                         </a:prstGeom>
-                        <a:solidFill>
-                          <a:srgbClr val="FFFFFF"/>
-                        </a:solidFill>
+                        <a:noFill/>
                         <a:ln w="9525">
                           <a:solidFill>
                             <a:srgbClr val="000000"/>
@@ -1689,7 +1863,19 @@
                       </wps:spPr>
                       <wps:txbx>
                         <w:txbxContent>
-                          <w:p/>
+                          <w:p>
+                            <w:pPr>
+                              <w:jc w:val="center"/>
+                              <w:spacing w:before="0" w:after="0"/>
+                            </w:pPr>
+                            <w:r>
+                              <w:rPr>
+                                <w:sz w:val="16"/>
+                                <w:szCs w:val="16"/>
+                              </w:rPr>
+                              <w:t>{{ mst_1_8 }}</w:t>
+                            </w:r>
+                          </w:p>
                         </w:txbxContent>
                       </wps:txbx>
                       <wps:bodyPr>
@@ -1709,10 +1895,22 @@
           </mc:Choice>
           <mc:Fallback>
             <w:pict>
-              <v:rect w14:anchorId="151BD121" id="Rectangle 36" o:spid="_x0000_s1036" style="position:absolute;left:0;text-align:left;margin-left:189.1pt;margin-top:16.75pt;width:17.35pt;height:17.7pt;z-index:251665408;visibility:visible;mso-wrap-style:square;mso-width-percent:0;mso-height-percent:0;mso-wrap-distance-left:9pt;mso-wrap-distance-top:0;mso-wrap-distance-right:9pt;mso-wrap-distance-bottom:0;mso-position-horizontal:absolute;mso-position-horizontal-relative:text;mso-position-vertical:absolute;mso-position-vertical-relative:text;mso-width-percent:0;mso-height-percent:0;mso-width-relative:page;mso-height-relative:page;v-text-anchor:top" o:gfxdata="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">
+              <v:rect filled="f" w14:anchorId="151BD121" id="Rectangle 36" o:spid="_x0000_s1036" style="position:absolute;left:0;text-align:left;margin-left:189.1pt;margin-top:16.75pt;width:17.35pt;height:17.7pt;z-index:251665408;visibility:visible;mso-wrap-style:square;mso-width-percent:0;mso-height-percent:0;mso-wrap-distance-left:9pt;mso-wrap-distance-top:0;mso-wrap-distance-right:9pt;mso-wrap-distance-bottom:0;mso-position-horizontal:absolute;mso-position-horizontal-relative:text;mso-position-vertical:absolute;mso-position-vertical-relative:text;mso-width-percent:0;mso-height-percent:0;mso-width-relative:page;mso-height-relative:page;v-text-anchor:top" o:gfxdata="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">
                 <v:textbox>
                   <w:txbxContent>
-                    <w:p/>
+                    <w:p>
+                      <w:pPr>
+                        <w:jc w:val="center"/>
+                        <w:spacing w:before="0" w:after="0"/>
+                      </w:pPr>
+                      <w:r>
+                        <w:rPr>
+                          <w:sz w:val="16"/>
+                          <w:szCs w:val="16"/>
+                        </w:rPr>
+                        <w:t>{{ mst_4_8 }}</w:t>
+                      </w:r>
+                    </w:p>
                   </w:txbxContent>
                 </v:textbox>
               </v:rect>
@@ -1761,9 +1959,7 @@
                         <a:prstGeom prst="rect">
                           <a:avLst/>
                         </a:prstGeom>
-                        <a:solidFill>
-                          <a:srgbClr val="FFFFFF"/>
-                        </a:solidFill>
+                        <a:noFill/>
                         <a:ln w="9525">
                           <a:solidFill>
                             <a:srgbClr val="000000"/>
@@ -1775,7 +1971,19 @@
                       </wps:spPr>
                       <wps:txbx>
                         <w:txbxContent>
-                          <w:p/>
+                          <w:p>
+                            <w:pPr>
+                              <w:jc w:val="center"/>
+                              <w:spacing w:before="0" w:after="0"/>
+                            </w:pPr>
+                            <w:r>
+                              <w:rPr>
+                                <w:sz w:val="16"/>
+                                <w:szCs w:val="16"/>
+                              </w:rPr>
+                              <w:t>{{ mst_1_9 }}</w:t>
+                            </w:r>
+                          </w:p>
                         </w:txbxContent>
                       </wps:txbx>
                       <wps:bodyPr>
@@ -1795,10 +2003,22 @@
           </mc:Choice>
           <mc:Fallback>
             <w:pict>
-              <v:rect w14:anchorId="6732A81E" id="Rectangle 35" o:spid="_x0000_s1037" style="position:absolute;left:0;text-align:left;margin-left:223.6pt;margin-top:16.75pt;width:17.35pt;height:17.7pt;z-index:251671552;visibility:visible;mso-wrap-style:square;mso-width-percent:0;mso-height-percent:0;mso-wrap-distance-left:9pt;mso-wrap-distance-top:0;mso-wrap-distance-right:9pt;mso-wrap-distance-bottom:0;mso-position-horizontal:absolute;mso-position-horizontal-relative:text;mso-position-vertical:absolute;mso-position-vertical-relative:text;mso-width-percent:0;mso-height-percent:0;mso-width-relative:page;mso-height-relative:page;v-text-anchor:top" o:gfxdata="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">
+              <v:rect filled="f" w14:anchorId="6732A81E" id="Rectangle 35" o:spid="_x0000_s1037" style="position:absolute;left:0;text-align:left;margin-left:223.6pt;margin-top:16.75pt;width:17.35pt;height:17.7pt;z-index:251671552;visibility:visible;mso-wrap-style:square;mso-width-percent:0;mso-height-percent:0;mso-wrap-distance-left:9pt;mso-wrap-distance-top:0;mso-wrap-distance-right:9pt;mso-wrap-distance-bottom:0;mso-position-horizontal:absolute;mso-position-horizontal-relative:text;mso-position-vertical:absolute;mso-position-vertical-relative:text;mso-width-percent:0;mso-height-percent:0;mso-width-relative:page;mso-height-relative:page;v-text-anchor:top" o:gfxdata="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">
                 <v:textbox>
                   <w:txbxContent>
-                    <w:p/>
+                    <w:p>
+                      <w:pPr>
+                        <w:jc w:val="center"/>
+                        <w:spacing w:before="0" w:after="0"/>
+                      </w:pPr>
+                      <w:r>
+                        <w:rPr>
+                          <w:sz w:val="16"/>
+                          <w:szCs w:val="16"/>
+                        </w:rPr>
+                        <w:t>{{ mst_4_9 }}</w:t>
+                      </w:r>
+                    </w:p>
                   </w:txbxContent>
                 </v:textbox>
               </v:rect>
@@ -1847,9 +2067,7 @@
                         <a:prstGeom prst="rect">
                           <a:avLst/>
                         </a:prstGeom>
-                        <a:solidFill>
-                          <a:srgbClr val="FFFFFF"/>
-                        </a:solidFill>
+                        <a:noFill/>
                         <a:ln w="9525">
                           <a:solidFill>
                             <a:srgbClr val="000000"/>
@@ -1861,7 +2079,19 @@
                       </wps:spPr>
                       <wps:txbx>
                         <w:txbxContent>
-                          <w:p/>
+                          <w:p>
+                            <w:pPr>
+                              <w:jc w:val="center"/>
+                              <w:spacing w:before="0" w:after="0"/>
+                            </w:pPr>
+                            <w:r>
+                              <w:rPr>
+                                <w:sz w:val="16"/>
+                                <w:szCs w:val="16"/>
+                              </w:rPr>
+                              <w:t>{{ mst_1_10 }}</w:t>
+                            </w:r>
+                          </w:p>
                         </w:txbxContent>
                       </wps:txbx>
                       <wps:bodyPr>
@@ -1881,10 +2111,22 @@
           </mc:Choice>
           <mc:Fallback>
             <w:pict>
-              <v:rect w14:anchorId="1D686B88" id="Rectangle 34" o:spid="_x0000_s1038" style="position:absolute;left:0;text-align:left;margin-left:206pt;margin-top:16.75pt;width:17.35pt;height:17.7pt;z-index:251670528;visibility:visible;mso-wrap-style:square;mso-width-percent:0;mso-height-percent:0;mso-wrap-distance-left:9pt;mso-wrap-distance-top:0;mso-wrap-distance-right:9pt;mso-wrap-distance-bottom:0;mso-position-horizontal:absolute;mso-position-horizontal-relative:text;mso-position-vertical:absolute;mso-position-vertical-relative:text;mso-width-percent:0;mso-height-percent:0;mso-width-relative:page;mso-height-relative:page;v-text-anchor:top" o:gfxdata="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">
+              <v:rect filled="f" w14:anchorId="1D686B88" id="Rectangle 34" o:spid="_x0000_s1038" style="position:absolute;left:0;text-align:left;margin-left:206pt;margin-top:16.75pt;width:17.35pt;height:17.7pt;z-index:251670528;visibility:visible;mso-wrap-style:square;mso-width-percent:0;mso-height-percent:0;mso-wrap-distance-left:9pt;mso-wrap-distance-top:0;mso-wrap-distance-right:9pt;mso-wrap-distance-bottom:0;mso-position-horizontal:absolute;mso-position-horizontal-relative:text;mso-position-vertical:absolute;mso-position-vertical-relative:text;mso-width-percent:0;mso-height-percent:0;mso-width-relative:page;mso-height-relative:page;v-text-anchor:top" o:gfxdata="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">
                 <v:textbox>
                   <w:txbxContent>
-                    <w:p/>
+                    <w:p>
+                      <w:pPr>
+                        <w:jc w:val="center"/>
+                        <w:spacing w:before="0" w:after="0"/>
+                      </w:pPr>
+                      <w:r>
+                        <w:rPr>
+                          <w:sz w:val="16"/>
+                          <w:szCs w:val="16"/>
+                        </w:rPr>
+                        <w:t>{{ mst_4_10 }}</w:t>
+                      </w:r>
+                    </w:p>
                   </w:txbxContent>
                 </v:textbox>
               </v:rect>
@@ -1933,9 +2175,7 @@
                         <a:prstGeom prst="rect">
                           <a:avLst/>
                         </a:prstGeom>
-                        <a:solidFill>
-                          <a:srgbClr val="FFFFFF"/>
-                        </a:solidFill>
+                        <a:noFill/>
                         <a:ln w="9525">
                           <a:solidFill>
                             <a:srgbClr val="000000"/>
@@ -1947,7 +2187,19 @@
                       </wps:spPr>
                       <wps:txbx>
                         <w:txbxContent>
-                          <w:p/>
+                          <w:p>
+                            <w:pPr>
+                              <w:jc w:val="center"/>
+                              <w:spacing w:before="0" w:after="0"/>
+                            </w:pPr>
+                            <w:r>
+                              <w:rPr>
+                                <w:sz w:val="16"/>
+                                <w:szCs w:val="16"/>
+                              </w:rPr>
+                              <w:t>{{ mst_1_11 }}</w:t>
+                            </w:r>
+                          </w:p>
                         </w:txbxContent>
                       </wps:txbx>
                       <wps:bodyPr>
@@ -1967,10 +2219,22 @@
           </mc:Choice>
           <mc:Fallback>
             <w:pict>
-              <v:rect w14:anchorId="49F1F1B5" id="Rectangle 33" o:spid="_x0000_s1039" style="position:absolute;left:0;text-align:left;margin-left:154.3pt;margin-top:16.8pt;width:17.35pt;height:17.65pt;z-index:251663360;visibility:visible;mso-wrap-style:square;mso-width-percent:0;mso-height-percent:0;mso-wrap-distance-left:9pt;mso-wrap-distance-top:0;mso-wrap-distance-right:9pt;mso-wrap-distance-bottom:0;mso-position-horizontal:absolute;mso-position-horizontal-relative:text;mso-position-vertical:absolute;mso-position-vertical-relative:text;mso-width-percent:0;mso-height-percent:0;mso-width-relative:page;mso-height-relative:page;v-text-anchor:top" o:gfxdata="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">
+              <v:rect filled="f" w14:anchorId="49F1F1B5" id="Rectangle 33" o:spid="_x0000_s1039" style="position:absolute;left:0;text-align:left;margin-left:154.3pt;margin-top:16.8pt;width:17.35pt;height:17.65pt;z-index:251663360;visibility:visible;mso-wrap-style:square;mso-width-percent:0;mso-height-percent:0;mso-wrap-distance-left:9pt;mso-wrap-distance-top:0;mso-wrap-distance-right:9pt;mso-wrap-distance-bottom:0;mso-position-horizontal:absolute;mso-position-horizontal-relative:text;mso-position-vertical:absolute;mso-position-vertical-relative:text;mso-width-percent:0;mso-height-percent:0;mso-width-relative:page;mso-height-relative:page;v-text-anchor:top" o:gfxdata="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">
                 <v:textbox>
                   <w:txbxContent>
-                    <w:p/>
+                    <w:p>
+                      <w:pPr>
+                        <w:jc w:val="center"/>
+                        <w:spacing w:before="0" w:after="0"/>
+                      </w:pPr>
+                      <w:r>
+                        <w:rPr>
+                          <w:sz w:val="16"/>
+                          <w:szCs w:val="16"/>
+                        </w:rPr>
+                        <w:t>{{ mst_4_11 }}</w:t>
+                      </w:r>
+                    </w:p>
                   </w:txbxContent>
                 </v:textbox>
               </v:rect>
@@ -2019,9 +2283,7 @@
                         <a:prstGeom prst="rect">
                           <a:avLst/>
                         </a:prstGeom>
-                        <a:solidFill>
-                          <a:srgbClr val="FFFFFF"/>
-                        </a:solidFill>
+                        <a:noFill/>
                         <a:ln w="9525">
                           <a:solidFill>
                             <a:srgbClr val="000000"/>
@@ -2033,7 +2295,19 @@
                       </wps:spPr>
                       <wps:txbx>
                         <w:txbxContent>
-                          <w:p/>
+                          <w:p>
+                            <w:pPr>
+                              <w:jc w:val="center"/>
+                              <w:spacing w:before="0" w:after="0"/>
+                            </w:pPr>
+                            <w:r>
+                              <w:rPr>
+                                <w:sz w:val="16"/>
+                                <w:szCs w:val="16"/>
+                              </w:rPr>
+                              <w:t>{{ mst_1_12 }}</w:t>
+                            </w:r>
+                          </w:p>
                         </w:txbxContent>
                       </wps:txbx>
                       <wps:bodyPr>
@@ -2053,10 +2327,22 @@
           </mc:Choice>
           <mc:Fallback>
             <w:pict>
-              <v:rect w14:anchorId="61D29A86" id="Rectangle 32" o:spid="_x0000_s1040" style="position:absolute;left:0;text-align:left;margin-left:136.7pt;margin-top:16.8pt;width:17.35pt;height:17.65pt;z-index:251662336;visibility:visible;mso-wrap-style:square;mso-width-percent:0;mso-height-percent:0;mso-wrap-distance-left:9pt;mso-wrap-distance-top:0;mso-wrap-distance-right:9pt;mso-wrap-distance-bottom:0;mso-position-horizontal:absolute;mso-position-horizontal-relative:text;mso-position-vertical:absolute;mso-position-vertical-relative:text;mso-width-percent:0;mso-height-percent:0;mso-width-relative:page;mso-height-relative:page;v-text-anchor:top" o:gfxdata="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">
+              <v:rect filled="f" w14:anchorId="61D29A86" id="Rectangle 32" o:spid="_x0000_s1040" style="position:absolute;left:0;text-align:left;margin-left:136.7pt;margin-top:16.8pt;width:17.35pt;height:17.65pt;z-index:251662336;visibility:visible;mso-wrap-style:square;mso-width-percent:0;mso-height-percent:0;mso-wrap-distance-left:9pt;mso-wrap-distance-top:0;mso-wrap-distance-right:9pt;mso-wrap-distance-bottom:0;mso-position-horizontal:absolute;mso-position-horizontal-relative:text;mso-position-vertical:absolute;mso-position-vertical-relative:text;mso-width-percent:0;mso-height-percent:0;mso-width-relative:page;mso-height-relative:page;v-text-anchor:top" o:gfxdata="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">
                 <v:textbox>
                   <w:txbxContent>
-                    <w:p/>
+                    <w:p>
+                      <w:pPr>
+                        <w:jc w:val="center"/>
+                        <w:spacing w:before="0" w:after="0"/>
+                      </w:pPr>
+                      <w:r>
+                        <w:rPr>
+                          <w:sz w:val="16"/>
+                          <w:szCs w:val="16"/>
+                        </w:rPr>
+                        <w:t>{{ mst_4_12 }}</w:t>
+                      </w:r>
+                    </w:p>
                   </w:txbxContent>
                 </v:textbox>
               </v:rect>
@@ -2678,9 +2964,7 @@
                         <a:prstGeom prst="rect">
                           <a:avLst/>
                         </a:prstGeom>
-                        <a:solidFill>
-                          <a:srgbClr val="FFFFFF"/>
-                        </a:solidFill>
+                        <a:noFill/>
                         <a:ln w="9525">
                           <a:solidFill>
                             <a:srgbClr val="000000"/>
@@ -2692,7 +2976,19 @@
                       </wps:spPr>
                       <wps:txbx>
                         <w:txbxContent>
-                          <w:p/>
+                          <w:p>
+                            <w:pPr>
+                              <w:jc w:val="center"/>
+                              <w:spacing w:before="0" w:after="0"/>
+                            </w:pPr>
+                            <w:r>
+                              <w:rPr>
+                                <w:sz w:val="16"/>
+                                <w:szCs w:val="16"/>
+                              </w:rPr>
+                              <w:t>{{ mst_2_0 }}</w:t>
+                            </w:r>
+                          </w:p>
                         </w:txbxContent>
                       </wps:txbx>
                       <wps:bodyPr>
@@ -2712,10 +3008,22 @@
           </mc:Choice>
           <mc:Fallback>
             <w:pict>
-              <v:rect w14:anchorId="677EE47D" id="Rectangle 27" o:spid="_x0000_s1041" style="position:absolute;left:0;text-align:left;margin-left:258.1pt;margin-top:16.8pt;width:17.35pt;height:17.65pt;z-index:251680768;visibility:visible;mso-wrap-style:square;mso-width-percent:0;mso-height-percent:0;mso-wrap-distance-left:9pt;mso-wrap-distance-top:0;mso-wrap-distance-right:9pt;mso-wrap-distance-bottom:0;mso-position-horizontal:absolute;mso-position-horizontal-relative:text;mso-position-vertical:absolute;mso-position-vertical-relative:text;mso-width-percent:0;mso-height-percent:0;mso-width-relative:page;mso-height-relative:page;v-text-anchor:top" o:gfxdata="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">
+              <v:rect filled="f" w14:anchorId="677EE47D" id="Rectangle 27" o:spid="_x0000_s1041" style="position:absolute;left:0;text-align:left;margin-left:258.1pt;margin-top:16.8pt;width:17.35pt;height:17.65pt;z-index:251680768;visibility:visible;mso-wrap-style:square;mso-width-percent:0;mso-height-percent:0;mso-wrap-distance-left:9pt;mso-wrap-distance-top:0;mso-wrap-distance-right:9pt;mso-wrap-distance-bottom:0;mso-position-horizontal:absolute;mso-position-horizontal-relative:text;mso-position-vertical:absolute;mso-position-vertical-relative:text;mso-width-percent:0;mso-height-percent:0;mso-width-relative:page;mso-height-relative:page;v-text-anchor:top" o:gfxdata="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">
                 <v:textbox>
                   <w:txbxContent>
-                    <w:p/>
+                    <w:p>
+                      <w:pPr>
+                        <w:jc w:val="center"/>
+                        <w:spacing w:before="0" w:after="0"/>
+                      </w:pPr>
+                      <w:r>
+                        <w:rPr>
+                          <w:sz w:val="16"/>
+                          <w:szCs w:val="16"/>
+                        </w:rPr>
+                        <w:t>{{ mst_5_0 }}</w:t>
+                      </w:r>
+                    </w:p>
                   </w:txbxContent>
                 </v:textbox>
               </v:rect>
@@ -2764,9 +3072,7 @@
                         <a:prstGeom prst="rect">
                           <a:avLst/>
                         </a:prstGeom>
-                        <a:solidFill>
-                          <a:srgbClr val="FFFFFF"/>
-                        </a:solidFill>
+                        <a:noFill/>
                         <a:ln w="9525">
                           <a:solidFill>
                             <a:srgbClr val="000000"/>
@@ -2778,7 +3084,19 @@
                       </wps:spPr>
                       <wps:txbx>
                         <w:txbxContent>
-                          <w:p/>
+                          <w:p>
+                            <w:pPr>
+                              <w:jc w:val="center"/>
+                              <w:spacing w:before="0" w:after="0"/>
+                            </w:pPr>
+                            <w:r>
+                              <w:rPr>
+                                <w:sz w:val="16"/>
+                                <w:szCs w:val="16"/>
+                              </w:rPr>
+                              <w:t>{{ mst_2_1 }}</w:t>
+                            </w:r>
+                          </w:p>
                         </w:txbxContent>
                       </wps:txbx>
                       <wps:bodyPr>
@@ -2798,10 +3116,22 @@
           </mc:Choice>
           <mc:Fallback>
             <w:pict>
-              <v:rect w14:anchorId="0A107923" id="Rectangle 26" o:spid="_x0000_s1042" style="position:absolute;left:0;text-align:left;margin-left:240.5pt;margin-top:16.8pt;width:17.35pt;height:17.65pt;z-index:251679744;visibility:visible;mso-wrap-style:square;mso-width-percent:0;mso-height-percent:0;mso-wrap-distance-left:9pt;mso-wrap-distance-top:0;mso-wrap-distance-right:9pt;mso-wrap-distance-bottom:0;mso-position-horizontal:absolute;mso-position-horizontal-relative:text;mso-position-vertical:absolute;mso-position-vertical-relative:text;mso-width-percent:0;mso-height-percent:0;mso-width-relative:page;mso-height-relative:page;v-text-anchor:top" o:gfxdata="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">
+              <v:rect filled="f" w14:anchorId="0A107923" id="Rectangle 26" o:spid="_x0000_s1042" style="position:absolute;left:0;text-align:left;margin-left:240.5pt;margin-top:16.8pt;width:17.35pt;height:17.65pt;z-index:251679744;visibility:visible;mso-wrap-style:square;mso-width-percent:0;mso-height-percent:0;mso-wrap-distance-left:9pt;mso-wrap-distance-top:0;mso-wrap-distance-right:9pt;mso-wrap-distance-bottom:0;mso-position-horizontal:absolute;mso-position-horizontal-relative:text;mso-position-vertical:absolute;mso-position-vertical-relative:text;mso-width-percent:0;mso-height-percent:0;mso-width-relative:page;mso-height-relative:page;v-text-anchor:top" o:gfxdata="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">
                 <v:textbox>
                   <w:txbxContent>
-                    <w:p/>
+                    <w:p>
+                      <w:pPr>
+                        <w:jc w:val="center"/>
+                        <w:spacing w:before="0" w:after="0"/>
+                      </w:pPr>
+                      <w:r>
+                        <w:rPr>
+                          <w:sz w:val="16"/>
+                          <w:szCs w:val="16"/>
+                        </w:rPr>
+                        <w:t>{{ mst_5_1 }}</w:t>
+                      </w:r>
+                    </w:p>
                   </w:txbxContent>
                 </v:textbox>
               </v:rect>
@@ -2850,9 +3180,7 @@
                         <a:prstGeom prst="rect">
                           <a:avLst/>
                         </a:prstGeom>
-                        <a:solidFill>
-                          <a:srgbClr val="FFFFFF"/>
-                        </a:solidFill>
+                        <a:noFill/>
                         <a:ln w="9525">
                           <a:solidFill>
                             <a:srgbClr val="000000"/>
@@ -2864,7 +3192,19 @@
                       </wps:spPr>
                       <wps:txbx>
                         <w:txbxContent>
-                          <w:p/>
+                          <w:p>
+                            <w:pPr>
+                              <w:jc w:val="center"/>
+                              <w:spacing w:before="0" w:after="0"/>
+                            </w:pPr>
+                            <w:r>
+                              <w:rPr>
+                                <w:sz w:val="16"/>
+                                <w:szCs w:val="16"/>
+                              </w:rPr>
+                              <w:t>{{ mst_2_2 }}</w:t>
+                            </w:r>
+                          </w:p>
                         </w:txbxContent>
                       </wps:txbx>
                       <wps:bodyPr>
@@ -2884,10 +3224,22 @@
           </mc:Choice>
           <mc:Fallback>
             <w:pict>
-              <v:rect w14:anchorId="3503F281" id="Rectangle 19" o:spid="_x0000_s1043" style="position:absolute;left:0;text-align:left;margin-left:362.45pt;margin-top:16.8pt;width:17.35pt;height:17.7pt;z-index:251687936;visibility:visible;mso-wrap-style:square;mso-width-percent:0;mso-height-percent:0;mso-wrap-distance-left:9pt;mso-wrap-distance-top:0;mso-wrap-distance-right:9pt;mso-wrap-distance-bottom:0;mso-position-horizontal:absolute;mso-position-horizontal-relative:text;mso-position-vertical:absolute;mso-position-vertical-relative:text;mso-width-percent:0;mso-height-percent:0;mso-width-relative:page;mso-height-relative:page;v-text-anchor:top" o:gfxdata="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">
+              <v:rect filled="f" w14:anchorId="3503F281" id="Rectangle 19" o:spid="_x0000_s1043" style="position:absolute;left:0;text-align:left;margin-left:362.45pt;margin-top:16.8pt;width:17.35pt;height:17.7pt;z-index:251687936;visibility:visible;mso-wrap-style:square;mso-width-percent:0;mso-height-percent:0;mso-wrap-distance-left:9pt;mso-wrap-distance-top:0;mso-wrap-distance-right:9pt;mso-wrap-distance-bottom:0;mso-position-horizontal:absolute;mso-position-horizontal-relative:text;mso-position-vertical:absolute;mso-position-vertical-relative:text;mso-width-percent:0;mso-height-percent:0;mso-width-relative:page;mso-height-relative:page;v-text-anchor:top" o:gfxdata="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">
                 <v:textbox>
                   <w:txbxContent>
-                    <w:p/>
+                    <w:p>
+                      <w:pPr>
+                        <w:jc w:val="center"/>
+                        <w:spacing w:before="0" w:after="0"/>
+                      </w:pPr>
+                      <w:r>
+                        <w:rPr>
+                          <w:sz w:val="16"/>
+                          <w:szCs w:val="16"/>
+                        </w:rPr>
+                        <w:t>{{ mst_5_2 }}</w:t>
+                      </w:r>
+                    </w:p>
                   </w:txbxContent>
                 </v:textbox>
               </v:rect>
@@ -2936,9 +3288,7 @@
                         <a:prstGeom prst="rect">
                           <a:avLst/>
                         </a:prstGeom>
-                        <a:solidFill>
-                          <a:srgbClr val="FFFFFF"/>
-                        </a:solidFill>
+                        <a:noFill/>
                         <a:ln w="9525">
                           <a:solidFill>
                             <a:srgbClr val="000000"/>
@@ -2950,7 +3300,19 @@
                       </wps:spPr>
                       <wps:txbx>
                         <w:txbxContent>
-                          <w:p/>
+                          <w:p>
+                            <w:pPr>
+                              <w:jc w:val="center"/>
+                              <w:spacing w:before="0" w:after="0"/>
+                            </w:pPr>
+                            <w:r>
+                              <w:rPr>
+                                <w:sz w:val="16"/>
+                                <w:szCs w:val="16"/>
+                              </w:rPr>
+                              <w:t>{{ mst_2_3 }}</w:t>
+                            </w:r>
+                          </w:p>
                         </w:txbxContent>
                       </wps:txbx>
                       <wps:bodyPr>
@@ -2970,10 +3332,22 @@
           </mc:Choice>
           <mc:Fallback>
             <w:pict>
-              <v:rect w14:anchorId="737B20F1" id="Rectangle 18" o:spid="_x0000_s1044" style="position:absolute;left:0;text-align:left;margin-left:345.1pt;margin-top:16.75pt;width:17.35pt;height:17.7pt;z-index:251686912;visibility:visible;mso-wrap-style:square;mso-width-percent:0;mso-height-percent:0;mso-wrap-distance-left:9pt;mso-wrap-distance-top:0;mso-wrap-distance-right:9pt;mso-wrap-distance-bottom:0;mso-position-horizontal:absolute;mso-position-horizontal-relative:text;mso-position-vertical:absolute;mso-position-vertical-relative:text;mso-width-percent:0;mso-height-percent:0;mso-width-relative:page;mso-height-relative:page;v-text-anchor:top" o:gfxdata="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">
+              <v:rect filled="f" w14:anchorId="737B20F1" id="Rectangle 18" o:spid="_x0000_s1044" style="position:absolute;left:0;text-align:left;margin-left:345.1pt;margin-top:16.75pt;width:17.35pt;height:17.7pt;z-index:251686912;visibility:visible;mso-wrap-style:square;mso-width-percent:0;mso-height-percent:0;mso-wrap-distance-left:9pt;mso-wrap-distance-top:0;mso-wrap-distance-right:9pt;mso-wrap-distance-bottom:0;mso-position-horizontal:absolute;mso-position-horizontal-relative:text;mso-position-vertical:absolute;mso-position-vertical-relative:text;mso-width-percent:0;mso-height-percent:0;mso-width-relative:page;mso-height-relative:page;v-text-anchor:top" o:gfxdata="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">
                 <v:textbox>
                   <w:txbxContent>
-                    <w:p/>
+                    <w:p>
+                      <w:pPr>
+                        <w:jc w:val="center"/>
+                        <w:spacing w:before="0" w:after="0"/>
+                      </w:pPr>
+                      <w:r>
+                        <w:rPr>
+                          <w:sz w:val="16"/>
+                          <w:szCs w:val="16"/>
+                        </w:rPr>
+                        <w:t>{{ mst_5_3 }}</w:t>
+                      </w:r>
+                    </w:p>
                   </w:txbxContent>
                 </v:textbox>
               </v:rect>
@@ -3022,9 +3396,7 @@
                         <a:prstGeom prst="rect">
                           <a:avLst/>
                         </a:prstGeom>
-                        <a:solidFill>
-                          <a:srgbClr val="FFFFFF"/>
-                        </a:solidFill>
+                        <a:noFill/>
                         <a:ln w="9525">
                           <a:solidFill>
                             <a:srgbClr val="000000"/>
@@ -3036,7 +3408,19 @@
                       </wps:spPr>
                       <wps:txbx>
                         <w:txbxContent>
-                          <w:p/>
+                          <w:p>
+                            <w:pPr>
+                              <w:jc w:val="center"/>
+                              <w:spacing w:before="0" w:after="0"/>
+                            </w:pPr>
+                            <w:r>
+                              <w:rPr>
+                                <w:sz w:val="16"/>
+                                <w:szCs w:val="16"/>
+                              </w:rPr>
+                              <w:t>{{ mst_2_4 }}</w:t>
+                            </w:r>
+                          </w:p>
                         </w:txbxContent>
                       </wps:txbx>
                       <wps:bodyPr>
@@ -3056,10 +3440,22 @@
           </mc:Choice>
           <mc:Fallback>
             <w:pict>
-              <v:rect w14:anchorId="55ABB4D6" id="Rectangle 17" o:spid="_x0000_s1045" style="position:absolute;left:0;text-align:left;margin-left:327.75pt;margin-top:16.75pt;width:17.35pt;height:17.7pt;z-index:251685888;visibility:visible;mso-wrap-style:square;mso-width-percent:0;mso-height-percent:0;mso-wrap-distance-left:9pt;mso-wrap-distance-top:0;mso-wrap-distance-right:9pt;mso-wrap-distance-bottom:0;mso-position-horizontal:absolute;mso-position-horizontal-relative:text;mso-position-vertical:absolute;mso-position-vertical-relative:text;mso-width-percent:0;mso-height-percent:0;mso-width-relative:page;mso-height-relative:page;v-text-anchor:top" o:gfxdata="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">
+              <v:rect filled="f" w14:anchorId="55ABB4D6" id="Rectangle 17" o:spid="_x0000_s1045" style="position:absolute;left:0;text-align:left;margin-left:327.75pt;margin-top:16.75pt;width:17.35pt;height:17.7pt;z-index:251685888;visibility:visible;mso-wrap-style:square;mso-width-percent:0;mso-height-percent:0;mso-wrap-distance-left:9pt;mso-wrap-distance-top:0;mso-wrap-distance-right:9pt;mso-wrap-distance-bottom:0;mso-position-horizontal:absolute;mso-position-horizontal-relative:text;mso-position-vertical:absolute;mso-position-vertical-relative:text;mso-width-percent:0;mso-height-percent:0;mso-width-relative:page;mso-height-relative:page;v-text-anchor:top" o:gfxdata="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">
                 <v:textbox>
                   <w:txbxContent>
-                    <w:p/>
+                    <w:p>
+                      <w:pPr>
+                        <w:jc w:val="center"/>
+                        <w:spacing w:before="0" w:after="0"/>
+                      </w:pPr>
+                      <w:r>
+                        <w:rPr>
+                          <w:sz w:val="16"/>
+                          <w:szCs w:val="16"/>
+                        </w:rPr>
+                        <w:t>{{ mst_5_4 }}</w:t>
+                      </w:r>
+                    </w:p>
                   </w:txbxContent>
                 </v:textbox>
               </v:rect>
@@ -3108,9 +3504,7 @@
                         <a:prstGeom prst="rect">
                           <a:avLst/>
                         </a:prstGeom>
-                        <a:solidFill>
-                          <a:srgbClr val="FFFFFF"/>
-                        </a:solidFill>
+                        <a:noFill/>
                         <a:ln w="9525">
                           <a:solidFill>
                             <a:srgbClr val="000000"/>
@@ -3122,7 +3516,19 @@
                       </wps:spPr>
                       <wps:txbx>
                         <w:txbxContent>
-                          <w:p/>
+                          <w:p>
+                            <w:pPr>
+                              <w:jc w:val="center"/>
+                              <w:spacing w:before="0" w:after="0"/>
+                            </w:pPr>
+                            <w:r>
+                              <w:rPr>
+                                <w:sz w:val="16"/>
+                                <w:szCs w:val="16"/>
+                              </w:rPr>
+                              <w:t>{{ mst_2_5 }}</w:t>
+                            </w:r>
+                          </w:p>
                         </w:txbxContent>
                       </wps:txbx>
                       <wps:bodyPr>
@@ -3142,10 +3548,22 @@
           </mc:Choice>
           <mc:Fallback>
             <w:pict>
-              <v:rect w14:anchorId="3745562D" id="Rectangle 16" o:spid="_x0000_s1046" style="position:absolute;left:0;text-align:left;margin-left:293.05pt;margin-top:16.75pt;width:17.35pt;height:17.7pt;z-index:251682816;visibility:visible;mso-wrap-style:square;mso-width-percent:0;mso-height-percent:0;mso-wrap-distance-left:9pt;mso-wrap-distance-top:0;mso-wrap-distance-right:9pt;mso-wrap-distance-bottom:0;mso-position-horizontal:absolute;mso-position-horizontal-relative:text;mso-position-vertical:absolute;mso-position-vertical-relative:text;mso-width-percent:0;mso-height-percent:0;mso-width-relative:page;mso-height-relative:page;v-text-anchor:top" o:gfxdata="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">
+              <v:rect filled="f" w14:anchorId="3745562D" id="Rectangle 16" o:spid="_x0000_s1046" style="position:absolute;left:0;text-align:left;margin-left:293.05pt;margin-top:16.75pt;width:17.35pt;height:17.7pt;z-index:251682816;visibility:visible;mso-wrap-style:square;mso-width-percent:0;mso-height-percent:0;mso-wrap-distance-left:9pt;mso-wrap-distance-top:0;mso-wrap-distance-right:9pt;mso-wrap-distance-bottom:0;mso-position-horizontal:absolute;mso-position-horizontal-relative:text;mso-position-vertical:absolute;mso-position-vertical-relative:text;mso-width-percent:0;mso-height-percent:0;mso-width-relative:page;mso-height-relative:page;v-text-anchor:top" o:gfxdata="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">
                 <v:textbox>
                   <w:txbxContent>
-                    <w:p/>
+                    <w:p>
+                      <w:pPr>
+                        <w:jc w:val="center"/>
+                        <w:spacing w:before="0" w:after="0"/>
+                      </w:pPr>
+                      <w:r>
+                        <w:rPr>
+                          <w:sz w:val="16"/>
+                          <w:szCs w:val="16"/>
+                        </w:rPr>
+                        <w:t>{{ mst_5_5 }}</w:t>
+                      </w:r>
+                    </w:p>
                   </w:txbxContent>
                 </v:textbox>
               </v:rect>
@@ -3194,9 +3612,7 @@
                         <a:prstGeom prst="rect">
                           <a:avLst/>
                         </a:prstGeom>
-                        <a:solidFill>
-                          <a:srgbClr val="FFFFFF"/>
-                        </a:solidFill>
+                        <a:noFill/>
                         <a:ln w="9525">
                           <a:solidFill>
                             <a:srgbClr val="000000"/>
@@ -3208,7 +3624,19 @@
                       </wps:spPr>
                       <wps:txbx>
                         <w:txbxContent>
-                          <w:p/>
+                          <w:p>
+                            <w:pPr>
+                              <w:jc w:val="center"/>
+                              <w:spacing w:before="0" w:after="0"/>
+                            </w:pPr>
+                            <w:r>
+                              <w:rPr>
+                                <w:sz w:val="16"/>
+                                <w:szCs w:val="16"/>
+                              </w:rPr>
+                              <w:t>{{ mst_2_6 }}</w:t>
+                            </w:r>
+                          </w:p>
                         </w:txbxContent>
                       </wps:txbx>
                       <wps:bodyPr>
@@ -3228,10 +3656,22 @@
           </mc:Choice>
           <mc:Fallback>
             <w:pict>
-              <v:rect w14:anchorId="7A07CD6B" id="Rectangle 15" o:spid="_x0000_s1047" style="position:absolute;left:0;text-align:left;margin-left:275.45pt;margin-top:16.75pt;width:17.35pt;height:17.7pt;z-index:251681792;visibility:visible;mso-wrap-style:square;mso-width-percent:0;mso-height-percent:0;mso-wrap-distance-left:9pt;mso-wrap-distance-top:0;mso-wrap-distance-right:9pt;mso-wrap-distance-bottom:0;mso-position-horizontal:absolute;mso-position-horizontal-relative:text;mso-position-vertical:absolute;mso-position-vertical-relative:text;mso-width-percent:0;mso-height-percent:0;mso-width-relative:page;mso-height-relative:page;v-text-anchor:top" o:gfxdata="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">
+              <v:rect filled="f" w14:anchorId="7A07CD6B" id="Rectangle 15" o:spid="_x0000_s1047" style="position:absolute;left:0;text-align:left;margin-left:275.45pt;margin-top:16.75pt;width:17.35pt;height:17.7pt;z-index:251681792;visibility:visible;mso-wrap-style:square;mso-width-percent:0;mso-height-percent:0;mso-wrap-distance-left:9pt;mso-wrap-distance-top:0;mso-wrap-distance-right:9pt;mso-wrap-distance-bottom:0;mso-position-horizontal:absolute;mso-position-horizontal-relative:text;mso-position-vertical:absolute;mso-position-vertical-relative:text;mso-width-percent:0;mso-height-percent:0;mso-width-relative:page;mso-height-relative:page;v-text-anchor:top" o:gfxdata="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">
                 <v:textbox>
                   <w:txbxContent>
-                    <w:p/>
+                    <w:p>
+                      <w:pPr>
+                        <w:jc w:val="center"/>
+                        <w:spacing w:before="0" w:after="0"/>
+                      </w:pPr>
+                      <w:r>
+                        <w:rPr>
+                          <w:sz w:val="16"/>
+                          <w:szCs w:val="16"/>
+                        </w:rPr>
+                        <w:t>{{ mst_5_6 }}</w:t>
+                      </w:r>
+                    </w:p>
                   </w:txbxContent>
                 </v:textbox>
               </v:rect>
@@ -3280,9 +3720,7 @@
                         <a:prstGeom prst="rect">
                           <a:avLst/>
                         </a:prstGeom>
-                        <a:solidFill>
-                          <a:srgbClr val="FFFFFF"/>
-                        </a:solidFill>
+                        <a:noFill/>
                         <a:ln w="9525">
                           <a:solidFill>
                             <a:srgbClr val="000000"/>
@@ -3294,7 +3732,19 @@
                       </wps:spPr>
                       <wps:txbx>
                         <w:txbxContent>
-                          <w:p/>
+                          <w:p>
+                            <w:pPr>
+                              <w:jc w:val="center"/>
+                              <w:spacing w:before="0" w:after="0"/>
+                            </w:pPr>
+                            <w:r>
+                              <w:rPr>
+                                <w:sz w:val="16"/>
+                                <w:szCs w:val="16"/>
+                              </w:rPr>
+                              <w:t>{{ mst_2_7 }}</w:t>
+                            </w:r>
+                          </w:p>
                         </w:txbxContent>
                       </wps:txbx>
                       <wps:bodyPr>
@@ -3314,10 +3764,22 @@
           </mc:Choice>
           <mc:Fallback>
             <w:pict>
-              <v:rect w14:anchorId="1860703E" id="Rectangle 14" o:spid="_x0000_s1048" style="position:absolute;left:0;text-align:left;margin-left:171.5pt;margin-top:16.75pt;width:17.35pt;height:17.7pt;z-index:251677696;visibility:visible;mso-wrap-style:square;mso-width-percent:0;mso-height-percent:0;mso-wrap-distance-left:9pt;mso-wrap-distance-top:0;mso-wrap-distance-right:9pt;mso-wrap-distance-bottom:0;mso-position-horizontal:absolute;mso-position-horizontal-relative:text;mso-position-vertical:absolute;mso-position-vertical-relative:text;mso-width-percent:0;mso-height-percent:0;mso-width-relative:page;mso-height-relative:page;v-text-anchor:top" o:gfxdata="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">
+              <v:rect filled="f" w14:anchorId="1860703E" id="Rectangle 14" o:spid="_x0000_s1048" style="position:absolute;left:0;text-align:left;margin-left:171.5pt;margin-top:16.75pt;width:17.35pt;height:17.7pt;z-index:251677696;visibility:visible;mso-wrap-style:square;mso-width-percent:0;mso-height-percent:0;mso-wrap-distance-left:9pt;mso-wrap-distance-top:0;mso-wrap-distance-right:9pt;mso-wrap-distance-bottom:0;mso-position-horizontal:absolute;mso-position-horizontal-relative:text;mso-position-vertical:absolute;mso-position-vertical-relative:text;mso-width-percent:0;mso-height-percent:0;mso-width-relative:page;mso-height-relative:page;v-text-anchor:top" o:gfxdata="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">
                 <v:textbox>
                   <w:txbxContent>
-                    <w:p/>
+                    <w:p>
+                      <w:pPr>
+                        <w:jc w:val="center"/>
+                        <w:spacing w:before="0" w:after="0"/>
+                      </w:pPr>
+                      <w:r>
+                        <w:rPr>
+                          <w:sz w:val="16"/>
+                          <w:szCs w:val="16"/>
+                        </w:rPr>
+                        <w:t>{{ mst_5_7 }}</w:t>
+                      </w:r>
+                    </w:p>
                   </w:txbxContent>
                 </v:textbox>
               </v:rect>
@@ -3366,9 +3828,7 @@
                         <a:prstGeom prst="rect">
                           <a:avLst/>
                         </a:prstGeom>
-                        <a:solidFill>
-                          <a:srgbClr val="FFFFFF"/>
-                        </a:solidFill>
+                        <a:noFill/>
                         <a:ln w="9525">
                           <a:solidFill>
                             <a:srgbClr val="000000"/>
@@ -3380,7 +3840,19 @@
                       </wps:spPr>
                       <wps:txbx>
                         <w:txbxContent>
-                          <w:p/>
+                          <w:p>
+                            <w:pPr>
+                              <w:jc w:val="center"/>
+                              <w:spacing w:before="0" w:after="0"/>
+                            </w:pPr>
+                            <w:r>
+                              <w:rPr>
+                                <w:sz w:val="16"/>
+                                <w:szCs w:val="16"/>
+                              </w:rPr>
+                              <w:t>{{ mst_2_8 }}</w:t>
+                            </w:r>
+                          </w:p>
                         </w:txbxContent>
                       </wps:txbx>
                       <wps:bodyPr>
@@ -3400,10 +3872,22 @@
           </mc:Choice>
           <mc:Fallback>
             <w:pict>
-              <v:rect w14:anchorId="46BEC36E" id="Rectangle 12" o:spid="_x0000_s1049" style="position:absolute;left:0;text-align:left;margin-left:189.1pt;margin-top:16.75pt;width:17.35pt;height:17.7pt;z-index:251678720;visibility:visible;mso-wrap-style:square;mso-width-percent:0;mso-height-percent:0;mso-wrap-distance-left:9pt;mso-wrap-distance-top:0;mso-wrap-distance-right:9pt;mso-wrap-distance-bottom:0;mso-position-horizontal:absolute;mso-position-horizontal-relative:text;mso-position-vertical:absolute;mso-position-vertical-relative:text;mso-width-percent:0;mso-height-percent:0;mso-width-relative:page;mso-height-relative:page;v-text-anchor:top" o:gfxdata="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">
+              <v:rect filled="f" w14:anchorId="46BEC36E" id="Rectangle 12" o:spid="_x0000_s1049" style="position:absolute;left:0;text-align:left;margin-left:189.1pt;margin-top:16.75pt;width:17.35pt;height:17.7pt;z-index:251678720;visibility:visible;mso-wrap-style:square;mso-width-percent:0;mso-height-percent:0;mso-wrap-distance-left:9pt;mso-wrap-distance-top:0;mso-wrap-distance-right:9pt;mso-wrap-distance-bottom:0;mso-position-horizontal:absolute;mso-position-horizontal-relative:text;mso-position-vertical:absolute;mso-position-vertical-relative:text;mso-width-percent:0;mso-height-percent:0;mso-width-relative:page;mso-height-relative:page;v-text-anchor:top" o:gfxdata="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">
                 <v:textbox>
                   <w:txbxContent>
-                    <w:p/>
+                    <w:p>
+                      <w:pPr>
+                        <w:jc w:val="center"/>
+                        <w:spacing w:before="0" w:after="0"/>
+                      </w:pPr>
+                      <w:r>
+                        <w:rPr>
+                          <w:sz w:val="16"/>
+                          <w:szCs w:val="16"/>
+                        </w:rPr>
+                        <w:t>{{ mst_5_8 }}</w:t>
+                      </w:r>
+                    </w:p>
                   </w:txbxContent>
                 </v:textbox>
               </v:rect>
@@ -3452,9 +3936,7 @@
                         <a:prstGeom prst="rect">
                           <a:avLst/>
                         </a:prstGeom>
-                        <a:solidFill>
-                          <a:srgbClr val="FFFFFF"/>
-                        </a:solidFill>
+                        <a:noFill/>
                         <a:ln w="9525">
                           <a:solidFill>
                             <a:srgbClr val="000000"/>
@@ -3466,7 +3948,19 @@
                       </wps:spPr>
                       <wps:txbx>
                         <w:txbxContent>
-                          <w:p/>
+                          <w:p>
+                            <w:pPr>
+                              <w:jc w:val="center"/>
+                              <w:spacing w:before="0" w:after="0"/>
+                            </w:pPr>
+                            <w:r>
+                              <w:rPr>
+                                <w:sz w:val="16"/>
+                                <w:szCs w:val="16"/>
+                              </w:rPr>
+                              <w:t>{{ mst_2_9 }}</w:t>
+                            </w:r>
+                          </w:p>
                         </w:txbxContent>
                       </wps:txbx>
                       <wps:bodyPr>
@@ -3486,10 +3980,22 @@
           </mc:Choice>
           <mc:Fallback>
             <w:pict>
-              <v:rect w14:anchorId="1F5C22B0" id="Rectangle 11" o:spid="_x0000_s1050" style="position:absolute;left:0;text-align:left;margin-left:223.6pt;margin-top:16.75pt;width:17.35pt;height:17.7pt;z-index:251684864;visibility:visible;mso-wrap-style:square;mso-width-percent:0;mso-height-percent:0;mso-wrap-distance-left:9pt;mso-wrap-distance-top:0;mso-wrap-distance-right:9pt;mso-wrap-distance-bottom:0;mso-position-horizontal:absolute;mso-position-horizontal-relative:text;mso-position-vertical:absolute;mso-position-vertical-relative:text;mso-width-percent:0;mso-height-percent:0;mso-width-relative:page;mso-height-relative:page;v-text-anchor:top" o:gfxdata="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">
+              <v:rect filled="f" w14:anchorId="1F5C22B0" id="Rectangle 11" o:spid="_x0000_s1050" style="position:absolute;left:0;text-align:left;margin-left:223.6pt;margin-top:16.75pt;width:17.35pt;height:17.7pt;z-index:251684864;visibility:visible;mso-wrap-style:square;mso-width-percent:0;mso-height-percent:0;mso-wrap-distance-left:9pt;mso-wrap-distance-top:0;mso-wrap-distance-right:9pt;mso-wrap-distance-bottom:0;mso-position-horizontal:absolute;mso-position-horizontal-relative:text;mso-position-vertical:absolute;mso-position-vertical-relative:text;mso-width-percent:0;mso-height-percent:0;mso-width-relative:page;mso-height-relative:page;v-text-anchor:top" o:gfxdata="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">
                 <v:textbox>
                   <w:txbxContent>
-                    <w:p/>
+                    <w:p>
+                      <w:pPr>
+                        <w:jc w:val="center"/>
+                        <w:spacing w:before="0" w:after="0"/>
+                      </w:pPr>
+                      <w:r>
+                        <w:rPr>
+                          <w:sz w:val="16"/>
+                          <w:szCs w:val="16"/>
+                        </w:rPr>
+                        <w:t>{{ mst_5_9 }}</w:t>
+                      </w:r>
+                    </w:p>
                   </w:txbxContent>
                 </v:textbox>
               </v:rect>
@@ -3538,9 +4044,7 @@
                         <a:prstGeom prst="rect">
                           <a:avLst/>
                         </a:prstGeom>
-                        <a:solidFill>
-                          <a:srgbClr val="FFFFFF"/>
-                        </a:solidFill>
+                        <a:noFill/>
                         <a:ln w="9525">
                           <a:solidFill>
                             <a:srgbClr val="000000"/>
@@ -3552,7 +4056,19 @@
                       </wps:spPr>
                       <wps:txbx>
                         <w:txbxContent>
-                          <w:p/>
+                          <w:p>
+                            <w:pPr>
+                              <w:jc w:val="center"/>
+                              <w:spacing w:before="0" w:after="0"/>
+                            </w:pPr>
+                            <w:r>
+                              <w:rPr>
+                                <w:sz w:val="16"/>
+                                <w:szCs w:val="16"/>
+                              </w:rPr>
+                              <w:t>{{ mst_2_10 }}</w:t>
+                            </w:r>
+                          </w:p>
                         </w:txbxContent>
                       </wps:txbx>
                       <wps:bodyPr>
@@ -3572,10 +4088,22 @@
           </mc:Choice>
           <mc:Fallback>
             <w:pict>
-              <v:rect w14:anchorId="2CAB779B" id="Rectangle 10" o:spid="_x0000_s1051" style="position:absolute;left:0;text-align:left;margin-left:206pt;margin-top:16.75pt;width:17.35pt;height:17.7pt;z-index:251683840;visibility:visible;mso-wrap-style:square;mso-width-percent:0;mso-height-percent:0;mso-wrap-distance-left:9pt;mso-wrap-distance-top:0;mso-wrap-distance-right:9pt;mso-wrap-distance-bottom:0;mso-position-horizontal:absolute;mso-position-horizontal-relative:text;mso-position-vertical:absolute;mso-position-vertical-relative:text;mso-width-percent:0;mso-height-percent:0;mso-width-relative:page;mso-height-relative:page;v-text-anchor:top" o:gfxdata="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">
+              <v:rect filled="f" w14:anchorId="2CAB779B" id="Rectangle 10" o:spid="_x0000_s1051" style="position:absolute;left:0;text-align:left;margin-left:206pt;margin-top:16.75pt;width:17.35pt;height:17.7pt;z-index:251683840;visibility:visible;mso-wrap-style:square;mso-width-percent:0;mso-height-percent:0;mso-wrap-distance-left:9pt;mso-wrap-distance-top:0;mso-wrap-distance-right:9pt;mso-wrap-distance-bottom:0;mso-position-horizontal:absolute;mso-position-horizontal-relative:text;mso-position-vertical:absolute;mso-position-vertical-relative:text;mso-width-percent:0;mso-height-percent:0;mso-width-relative:page;mso-height-relative:page;v-text-anchor:top" o:gfxdata="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">
                 <v:textbox>
                   <w:txbxContent>
-                    <w:p/>
+                    <w:p>
+                      <w:pPr>
+                        <w:jc w:val="center"/>
+                        <w:spacing w:before="0" w:after="0"/>
+                      </w:pPr>
+                      <w:r>
+                        <w:rPr>
+                          <w:sz w:val="16"/>
+                          <w:szCs w:val="16"/>
+                        </w:rPr>
+                        <w:t>{{ mst_5_10 }}</w:t>
+                      </w:r>
+                    </w:p>
                   </w:txbxContent>
                 </v:textbox>
               </v:rect>
@@ -3624,9 +4152,7 @@
                         <a:prstGeom prst="rect">
                           <a:avLst/>
                         </a:prstGeom>
-                        <a:solidFill>
-                          <a:srgbClr val="FFFFFF"/>
-                        </a:solidFill>
+                        <a:noFill/>
                         <a:ln w="9525">
                           <a:solidFill>
                             <a:srgbClr val="000000"/>
@@ -3638,7 +4164,19 @@
                       </wps:spPr>
                       <wps:txbx>
                         <w:txbxContent>
-                          <w:p/>
+                          <w:p>
+                            <w:pPr>
+                              <w:jc w:val="center"/>
+                              <w:spacing w:before="0" w:after="0"/>
+                            </w:pPr>
+                            <w:r>
+                              <w:rPr>
+                                <w:sz w:val="16"/>
+                                <w:szCs w:val="16"/>
+                              </w:rPr>
+                              <w:t>{{ mst_2_11 }}</w:t>
+                            </w:r>
+                          </w:p>
                         </w:txbxContent>
                       </wps:txbx>
                       <wps:bodyPr>
@@ -3658,10 +4196,22 @@
           </mc:Choice>
           <mc:Fallback>
             <w:pict>
-              <v:rect w14:anchorId="49183B97" id="Rectangle 9" o:spid="_x0000_s1052" style="position:absolute;left:0;text-align:left;margin-left:154.3pt;margin-top:16.8pt;width:17.35pt;height:17.65pt;z-index:251676672;visibility:visible;mso-wrap-style:square;mso-width-percent:0;mso-height-percent:0;mso-wrap-distance-left:9pt;mso-wrap-distance-top:0;mso-wrap-distance-right:9pt;mso-wrap-distance-bottom:0;mso-position-horizontal:absolute;mso-position-horizontal-relative:text;mso-position-vertical:absolute;mso-position-vertical-relative:text;mso-width-percent:0;mso-height-percent:0;mso-width-relative:page;mso-height-relative:page;v-text-anchor:top" o:gfxdata="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">
+              <v:rect filled="f" w14:anchorId="49183B97" id="Rectangle 9" o:spid="_x0000_s1052" style="position:absolute;left:0;text-align:left;margin-left:154.3pt;margin-top:16.8pt;width:17.35pt;height:17.65pt;z-index:251676672;visibility:visible;mso-wrap-style:square;mso-width-percent:0;mso-height-percent:0;mso-wrap-distance-left:9pt;mso-wrap-distance-top:0;mso-wrap-distance-right:9pt;mso-wrap-distance-bottom:0;mso-position-horizontal:absolute;mso-position-horizontal-relative:text;mso-position-vertical:absolute;mso-position-vertical-relative:text;mso-width-percent:0;mso-height-percent:0;mso-width-relative:page;mso-height-relative:page;v-text-anchor:top" o:gfxdata="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">
                 <v:textbox>
                   <w:txbxContent>
-                    <w:p/>
+                    <w:p>
+                      <w:pPr>
+                        <w:jc w:val="center"/>
+                        <w:spacing w:before="0" w:after="0"/>
+                      </w:pPr>
+                      <w:r>
+                        <w:rPr>
+                          <w:sz w:val="16"/>
+                          <w:szCs w:val="16"/>
+                        </w:rPr>
+                        <w:t>{{ mst_5_11 }}</w:t>
+                      </w:r>
+                    </w:p>
                   </w:txbxContent>
                 </v:textbox>
               </v:rect>
@@ -3710,9 +4260,7 @@
                         <a:prstGeom prst="rect">
                           <a:avLst/>
                         </a:prstGeom>
-                        <a:solidFill>
-                          <a:srgbClr val="FFFFFF"/>
-                        </a:solidFill>
+                        <a:noFill/>
                         <a:ln w="9525">
                           <a:solidFill>
                             <a:srgbClr val="000000"/>
@@ -3724,7 +4272,19 @@
                       </wps:spPr>
                       <wps:txbx>
                         <w:txbxContent>
-                          <w:p/>
+                          <w:p>
+                            <w:pPr>
+                              <w:jc w:val="center"/>
+                              <w:spacing w:before="0" w:after="0"/>
+                            </w:pPr>
+                            <w:r>
+                              <w:rPr>
+                                <w:sz w:val="16"/>
+                                <w:szCs w:val="16"/>
+                              </w:rPr>
+                              <w:t>{{ mst_2_12 }}</w:t>
+                            </w:r>
+                          </w:p>
                         </w:txbxContent>
                       </wps:txbx>
                       <wps:bodyPr>
@@ -3744,10 +4304,22 @@
           </mc:Choice>
           <mc:Fallback>
             <w:pict>
-              <v:rect w14:anchorId="41B2F83B" id="Rectangle 8" o:spid="_x0000_s1053" style="position:absolute;left:0;text-align:left;margin-left:136.7pt;margin-top:16.8pt;width:17.35pt;height:17.65pt;z-index:251675648;visibility:visible;mso-wrap-style:square;mso-width-percent:0;mso-height-percent:0;mso-wrap-distance-left:9pt;mso-wrap-distance-top:0;mso-wrap-distance-right:9pt;mso-wrap-distance-bottom:0;mso-position-horizontal:absolute;mso-position-horizontal-relative:text;mso-position-vertical:absolute;mso-position-vertical-relative:text;mso-width-percent:0;mso-height-percent:0;mso-width-relative:page;mso-height-relative:page;v-text-anchor:top" o:gfxdata="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">
+              <v:rect filled="f" w14:anchorId="41B2F83B" id="Rectangle 8" o:spid="_x0000_s1053" style="position:absolute;left:0;text-align:left;margin-left:136.7pt;margin-top:16.8pt;width:17.35pt;height:17.65pt;z-index:251675648;visibility:visible;mso-wrap-style:square;mso-width-percent:0;mso-height-percent:0;mso-wrap-distance-left:9pt;mso-wrap-distance-top:0;mso-wrap-distance-right:9pt;mso-wrap-distance-bottom:0;mso-position-horizontal:absolute;mso-position-horizontal-relative:text;mso-position-vertical:absolute;mso-position-vertical-relative:text;mso-width-percent:0;mso-height-percent:0;mso-width-relative:page;mso-height-relative:page;v-text-anchor:top" o:gfxdata="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">
                 <v:textbox>
                   <w:txbxContent>
-                    <w:p/>
+                    <w:p>
+                      <w:pPr>
+                        <w:jc w:val="center"/>
+                        <w:spacing w:before="0" w:after="0"/>
+                      </w:pPr>
+                      <w:r>
+                        <w:rPr>
+                          <w:sz w:val="16"/>
+                          <w:szCs w:val="16"/>
+                        </w:rPr>
+                        <w:t>{{ mst_5_12 }}</w:t>
+                      </w:r>
+                    </w:p>
                   </w:txbxContent>
                 </v:textbox>
               </v:rect>
@@ -6893,9 +7465,7 @@
                         <a:prstGeom prst="rect">
                           <a:avLst/>
                         </a:prstGeom>
-                        <a:solidFill>
-                          <a:srgbClr val="FFFFFF"/>
-                        </a:solidFill>
+                        <a:noFill/>
                         <a:ln w="9525">
                           <a:solidFill>
                             <a:srgbClr val="000000"/>
@@ -6907,7 +7477,19 @@
                       </wps:spPr>
                       <wps:txbx>
                         <w:txbxContent>
-                          <w:p/>
+                          <w:p>
+                            <w:pPr>
+                              <w:jc w:val="center"/>
+                              <w:spacing w:before="0" w:after="0"/>
+                            </w:pPr>
+                            <w:r>
+                              <w:rPr>
+                                <w:sz w:val="16"/>
+                                <w:szCs w:val="16"/>
+                              </w:rPr>
+                              <w:t>{{ mst_3_0 }}</w:t>
+                            </w:r>
+                          </w:p>
                         </w:txbxContent>
                       </wps:txbx>
                       <wps:bodyPr>
@@ -6927,10 +7509,22 @@
           </mc:Choice>
           <mc:Fallback>
             <w:pict>
-              <v:rect w14:anchorId="048EEC9B" id="Rectangle 30" o:spid="_x0000_s1057" style="position:absolute;left:0;text-align:left;margin-left:258.1pt;margin-top:16.8pt;width:17.35pt;height:17.65pt;z-index:251697152;visibility:visible;mso-wrap-style:square;mso-width-percent:0;mso-height-percent:0;mso-wrap-distance-left:9pt;mso-wrap-distance-top:0;mso-wrap-distance-right:9pt;mso-wrap-distance-bottom:0;mso-position-horizontal:absolute;mso-position-horizontal-relative:text;mso-position-vertical:absolute;mso-position-vertical-relative:text;mso-width-percent:0;mso-height-percent:0;mso-width-relative:page;mso-height-relative:page;v-text-anchor:top" o:gfxdata="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">
+              <v:rect filled="f" w14:anchorId="048EEC9B" id="Rectangle 30" o:spid="_x0000_s1057" style="position:absolute;left:0;text-align:left;margin-left:258.1pt;margin-top:16.8pt;width:17.35pt;height:17.65pt;z-index:251697152;visibility:visible;mso-wrap-style:square;mso-width-percent:0;mso-height-percent:0;mso-wrap-distance-left:9pt;mso-wrap-distance-top:0;mso-wrap-distance-right:9pt;mso-wrap-distance-bottom:0;mso-position-horizontal:absolute;mso-position-horizontal-relative:text;mso-position-vertical:absolute;mso-position-vertical-relative:text;mso-width-percent:0;mso-height-percent:0;mso-width-relative:page;mso-height-relative:page;v-text-anchor:top" o:gfxdata="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">
                 <v:textbox>
                   <w:txbxContent>
-                    <w:p/>
+                    <w:p>
+                      <w:pPr>
+                        <w:jc w:val="center"/>
+                        <w:spacing w:before="0" w:after="0"/>
+                      </w:pPr>
+                      <w:r>
+                        <w:rPr>
+                          <w:sz w:val="16"/>
+                          <w:szCs w:val="16"/>
+                        </w:rPr>
+                        <w:t>{{ mst_6_0 }}</w:t>
+                      </w:r>
+                    </w:p>
                   </w:txbxContent>
                 </v:textbox>
               </v:rect>
@@ -6979,9 +7573,7 @@
                         <a:prstGeom prst="rect">
                           <a:avLst/>
                         </a:prstGeom>
-                        <a:solidFill>
-                          <a:srgbClr val="FFFFFF"/>
-                        </a:solidFill>
+                        <a:noFill/>
                         <a:ln w="9525">
                           <a:solidFill>
                             <a:srgbClr val="000000"/>
@@ -6993,7 +7585,19 @@
                       </wps:spPr>
                       <wps:txbx>
                         <w:txbxContent>
-                          <w:p/>
+                          <w:p>
+                            <w:pPr>
+                              <w:jc w:val="center"/>
+                              <w:spacing w:before="0" w:after="0"/>
+                            </w:pPr>
+                            <w:r>
+                              <w:rPr>
+                                <w:sz w:val="16"/>
+                                <w:szCs w:val="16"/>
+                              </w:rPr>
+                              <w:t>{{ mst_3_1 }}</w:t>
+                            </w:r>
+                          </w:p>
                         </w:txbxContent>
                       </wps:txbx>
                       <wps:bodyPr>
@@ -7013,10 +7617,22 @@
           </mc:Choice>
           <mc:Fallback>
             <w:pict>
-              <v:rect w14:anchorId="7A17BAA4" id="Rectangle 31" o:spid="_x0000_s1058" style="position:absolute;left:0;text-align:left;margin-left:240.5pt;margin-top:16.8pt;width:17.35pt;height:17.65pt;z-index:251696128;visibility:visible;mso-wrap-style:square;mso-width-percent:0;mso-height-percent:0;mso-wrap-distance-left:9pt;mso-wrap-distance-top:0;mso-wrap-distance-right:9pt;mso-wrap-distance-bottom:0;mso-position-horizontal:absolute;mso-position-horizontal-relative:text;mso-position-vertical:absolute;mso-position-vertical-relative:text;mso-width-percent:0;mso-height-percent:0;mso-width-relative:page;mso-height-relative:page;v-text-anchor:top" o:gfxdata="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">
+              <v:rect filled="f" w14:anchorId="7A17BAA4" id="Rectangle 31" o:spid="_x0000_s1058" style="position:absolute;left:0;text-align:left;margin-left:240.5pt;margin-top:16.8pt;width:17.35pt;height:17.65pt;z-index:251696128;visibility:visible;mso-wrap-style:square;mso-width-percent:0;mso-height-percent:0;mso-wrap-distance-left:9pt;mso-wrap-distance-top:0;mso-wrap-distance-right:9pt;mso-wrap-distance-bottom:0;mso-position-horizontal:absolute;mso-position-horizontal-relative:text;mso-position-vertical:absolute;mso-position-vertical-relative:text;mso-width-percent:0;mso-height-percent:0;mso-width-relative:page;mso-height-relative:page;v-text-anchor:top" o:gfxdata="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">
                 <v:textbox>
                   <w:txbxContent>
-                    <w:p/>
+                    <w:p>
+                      <w:pPr>
+                        <w:jc w:val="center"/>
+                        <w:spacing w:before="0" w:after="0"/>
+                      </w:pPr>
+                      <w:r>
+                        <w:rPr>
+                          <w:sz w:val="16"/>
+                          <w:szCs w:val="16"/>
+                        </w:rPr>
+                        <w:t>{{ mst_6_1 }}</w:t>
+                      </w:r>
+                    </w:p>
                   </w:txbxContent>
                 </v:textbox>
               </v:rect>
@@ -7065,9 +7681,7 @@
                         <a:prstGeom prst="rect">
                           <a:avLst/>
                         </a:prstGeom>
-                        <a:solidFill>
-                          <a:srgbClr val="FFFFFF"/>
-                        </a:solidFill>
+                        <a:noFill/>
                         <a:ln w="9525">
                           <a:solidFill>
                             <a:srgbClr val="000000"/>
@@ -7079,7 +7693,19 @@
                       </wps:spPr>
                       <wps:txbx>
                         <w:txbxContent>
-                          <w:p/>
+                          <w:p>
+                            <w:pPr>
+                              <w:jc w:val="center"/>
+                              <w:spacing w:before="0" w:after="0"/>
+                            </w:pPr>
+                            <w:r>
+                              <w:rPr>
+                                <w:sz w:val="16"/>
+                                <w:szCs w:val="16"/>
+                              </w:rPr>
+                              <w:t>{{ mst_3_2 }}</w:t>
+                            </w:r>
+                          </w:p>
                         </w:txbxContent>
                       </wps:txbx>
                       <wps:bodyPr>
@@ -7099,10 +7725,22 @@
           </mc:Choice>
           <mc:Fallback>
             <w:pict>
-              <v:rect w14:anchorId="7B601897" id="Rectangle 25" o:spid="_x0000_s1059" style="position:absolute;left:0;text-align:left;margin-left:362.45pt;margin-top:16.8pt;width:17.35pt;height:17.7pt;z-index:251704320;visibility:visible;mso-wrap-style:square;mso-width-percent:0;mso-height-percent:0;mso-wrap-distance-left:9pt;mso-wrap-distance-top:0;mso-wrap-distance-right:9pt;mso-wrap-distance-bottom:0;mso-position-horizontal:absolute;mso-position-horizontal-relative:text;mso-position-vertical:absolute;mso-position-vertical-relative:text;mso-width-percent:0;mso-height-percent:0;mso-width-relative:page;mso-height-relative:page;v-text-anchor:top" o:gfxdata="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">
+              <v:rect filled="f" w14:anchorId="7B601897" id="Rectangle 25" o:spid="_x0000_s1059" style="position:absolute;left:0;text-align:left;margin-left:362.45pt;margin-top:16.8pt;width:17.35pt;height:17.7pt;z-index:251704320;visibility:visible;mso-wrap-style:square;mso-width-percent:0;mso-height-percent:0;mso-wrap-distance-left:9pt;mso-wrap-distance-top:0;mso-wrap-distance-right:9pt;mso-wrap-distance-bottom:0;mso-position-horizontal:absolute;mso-position-horizontal-relative:text;mso-position-vertical:absolute;mso-position-vertical-relative:text;mso-width-percent:0;mso-height-percent:0;mso-width-relative:page;mso-height-relative:page;v-text-anchor:top" o:gfxdata="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">
                 <v:textbox>
                   <w:txbxContent>
-                    <w:p/>
+                    <w:p>
+                      <w:pPr>
+                        <w:jc w:val="center"/>
+                        <w:spacing w:before="0" w:after="0"/>
+                      </w:pPr>
+                      <w:r>
+                        <w:rPr>
+                          <w:sz w:val="16"/>
+                          <w:szCs w:val="16"/>
+                        </w:rPr>
+                        <w:t>{{ mst_6_2 }}</w:t>
+                      </w:r>
+                    </w:p>
                   </w:txbxContent>
                 </v:textbox>
               </v:rect>
@@ -7151,9 +7789,7 @@
                         <a:prstGeom prst="rect">
                           <a:avLst/>
                         </a:prstGeom>
-                        <a:solidFill>
-                          <a:srgbClr val="FFFFFF"/>
-                        </a:solidFill>
+                        <a:noFill/>
                         <a:ln w="9525">
                           <a:solidFill>
                             <a:srgbClr val="000000"/>
@@ -7165,7 +7801,19 @@
                       </wps:spPr>
                       <wps:txbx>
                         <w:txbxContent>
-                          <w:p/>
+                          <w:p>
+                            <w:pPr>
+                              <w:jc w:val="center"/>
+                              <w:spacing w:before="0" w:after="0"/>
+                            </w:pPr>
+                            <w:r>
+                              <w:rPr>
+                                <w:sz w:val="16"/>
+                                <w:szCs w:val="16"/>
+                              </w:rPr>
+                              <w:t>{{ mst_3_3 }}</w:t>
+                            </w:r>
+                          </w:p>
                         </w:txbxContent>
                       </wps:txbx>
                       <wps:bodyPr>
@@ -7185,10 +7833,22 @@
           </mc:Choice>
           <mc:Fallback>
             <w:pict>
-              <v:rect w14:anchorId="309C522A" id="Rectangle 24" o:spid="_x0000_s1060" style="position:absolute;left:0;text-align:left;margin-left:345.1pt;margin-top:16.75pt;width:17.35pt;height:17.7pt;z-index:251703296;visibility:visible;mso-wrap-style:square;mso-width-percent:0;mso-height-percent:0;mso-wrap-distance-left:9pt;mso-wrap-distance-top:0;mso-wrap-distance-right:9pt;mso-wrap-distance-bottom:0;mso-position-horizontal:absolute;mso-position-horizontal-relative:text;mso-position-vertical:absolute;mso-position-vertical-relative:text;mso-width-percent:0;mso-height-percent:0;mso-width-relative:page;mso-height-relative:page;v-text-anchor:top" o:gfxdata="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">
+              <v:rect filled="f" w14:anchorId="309C522A" id="Rectangle 24" o:spid="_x0000_s1060" style="position:absolute;left:0;text-align:left;margin-left:345.1pt;margin-top:16.75pt;width:17.35pt;height:17.7pt;z-index:251703296;visibility:visible;mso-wrap-style:square;mso-width-percent:0;mso-height-percent:0;mso-wrap-distance-left:9pt;mso-wrap-distance-top:0;mso-wrap-distance-right:9pt;mso-wrap-distance-bottom:0;mso-position-horizontal:absolute;mso-position-horizontal-relative:text;mso-position-vertical:absolute;mso-position-vertical-relative:text;mso-width-percent:0;mso-height-percent:0;mso-width-relative:page;mso-height-relative:page;v-text-anchor:top" o:gfxdata="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">
                 <v:textbox>
                   <w:txbxContent>
-                    <w:p/>
+                    <w:p>
+                      <w:pPr>
+                        <w:jc w:val="center"/>
+                        <w:spacing w:before="0" w:after="0"/>
+                      </w:pPr>
+                      <w:r>
+                        <w:rPr>
+                          <w:sz w:val="16"/>
+                          <w:szCs w:val="16"/>
+                        </w:rPr>
+                        <w:t>{{ mst_6_3 }}</w:t>
+                      </w:r>
+                    </w:p>
                   </w:txbxContent>
                 </v:textbox>
               </v:rect>
@@ -7237,9 +7897,7 @@
                         <a:prstGeom prst="rect">
                           <a:avLst/>
                         </a:prstGeom>
-                        <a:solidFill>
-                          <a:srgbClr val="FFFFFF"/>
-                        </a:solidFill>
+                        <a:noFill/>
                         <a:ln w="9525">
                           <a:solidFill>
                             <a:srgbClr val="000000"/>
@@ -7251,7 +7909,19 @@
                       </wps:spPr>
                       <wps:txbx>
                         <w:txbxContent>
-                          <w:p/>
+                          <w:p>
+                            <w:pPr>
+                              <w:jc w:val="center"/>
+                              <w:spacing w:before="0" w:after="0"/>
+                            </w:pPr>
+                            <w:r>
+                              <w:rPr>
+                                <w:sz w:val="16"/>
+                                <w:szCs w:val="16"/>
+                              </w:rPr>
+                              <w:t>{{ mst_3_4 }}</w:t>
+                            </w:r>
+                          </w:p>
                         </w:txbxContent>
                       </wps:txbx>
                       <wps:bodyPr>
@@ -7271,10 +7941,22 @@
           </mc:Choice>
           <mc:Fallback>
             <w:pict>
-              <v:rect w14:anchorId="7808F217" id="Rectangle 23" o:spid="_x0000_s1061" style="position:absolute;left:0;text-align:left;margin-left:327.75pt;margin-top:16.75pt;width:17.35pt;height:17.7pt;z-index:251702272;visibility:visible;mso-wrap-style:square;mso-width-percent:0;mso-height-percent:0;mso-wrap-distance-left:9pt;mso-wrap-distance-top:0;mso-wrap-distance-right:9pt;mso-wrap-distance-bottom:0;mso-position-horizontal:absolute;mso-position-horizontal-relative:text;mso-position-vertical:absolute;mso-position-vertical-relative:text;mso-width-percent:0;mso-height-percent:0;mso-width-relative:page;mso-height-relative:page;v-text-anchor:top" o:gfxdata="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">
+              <v:rect filled="f" w14:anchorId="7808F217" id="Rectangle 23" o:spid="_x0000_s1061" style="position:absolute;left:0;text-align:left;margin-left:327.75pt;margin-top:16.75pt;width:17.35pt;height:17.7pt;z-index:251702272;visibility:visible;mso-wrap-style:square;mso-width-percent:0;mso-height-percent:0;mso-wrap-distance-left:9pt;mso-wrap-distance-top:0;mso-wrap-distance-right:9pt;mso-wrap-distance-bottom:0;mso-position-horizontal:absolute;mso-position-horizontal-relative:text;mso-position-vertical:absolute;mso-position-vertical-relative:text;mso-width-percent:0;mso-height-percent:0;mso-width-relative:page;mso-height-relative:page;v-text-anchor:top" o:gfxdata="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">
                 <v:textbox>
                   <w:txbxContent>
-                    <w:p/>
+                    <w:p>
+                      <w:pPr>
+                        <w:jc w:val="center"/>
+                        <w:spacing w:before="0" w:after="0"/>
+                      </w:pPr>
+                      <w:r>
+                        <w:rPr>
+                          <w:sz w:val="16"/>
+                          <w:szCs w:val="16"/>
+                        </w:rPr>
+                        <w:t>{{ mst_6_4 }}</w:t>
+                      </w:r>
+                    </w:p>
                   </w:txbxContent>
                 </v:textbox>
               </v:rect>
@@ -7323,9 +8005,7 @@
                         <a:prstGeom prst="rect">
                           <a:avLst/>
                         </a:prstGeom>
-                        <a:solidFill>
-                          <a:srgbClr val="FFFFFF"/>
-                        </a:solidFill>
+                        <a:noFill/>
                         <a:ln w="9525">
                           <a:solidFill>
                             <a:srgbClr val="000000"/>
@@ -7337,7 +8017,19 @@
                       </wps:spPr>
                       <wps:txbx>
                         <w:txbxContent>
-                          <w:p/>
+                          <w:p>
+                            <w:pPr>
+                              <w:jc w:val="center"/>
+                              <w:spacing w:before="0" w:after="0"/>
+                            </w:pPr>
+                            <w:r>
+                              <w:rPr>
+                                <w:sz w:val="16"/>
+                                <w:szCs w:val="16"/>
+                              </w:rPr>
+                              <w:t>{{ mst_3_5 }}</w:t>
+                            </w:r>
+                          </w:p>
                         </w:txbxContent>
                       </wps:txbx>
                       <wps:bodyPr>
@@ -7357,10 +8049,22 @@
           </mc:Choice>
           <mc:Fallback>
             <w:pict>
-              <v:rect w14:anchorId="0A3C5E96" id="Rectangle 22" o:spid="_x0000_s1062" style="position:absolute;left:0;text-align:left;margin-left:293.05pt;margin-top:16.75pt;width:17.35pt;height:17.7pt;z-index:251699200;visibility:visible;mso-wrap-style:square;mso-width-percent:0;mso-height-percent:0;mso-wrap-distance-left:9pt;mso-wrap-distance-top:0;mso-wrap-distance-right:9pt;mso-wrap-distance-bottom:0;mso-position-horizontal:absolute;mso-position-horizontal-relative:text;mso-position-vertical:absolute;mso-position-vertical-relative:text;mso-width-percent:0;mso-height-percent:0;mso-width-relative:page;mso-height-relative:page;v-text-anchor:top" o:gfxdata="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">
+              <v:rect filled="f" w14:anchorId="0A3C5E96" id="Rectangle 22" o:spid="_x0000_s1062" style="position:absolute;left:0;text-align:left;margin-left:293.05pt;margin-top:16.75pt;width:17.35pt;height:17.7pt;z-index:251699200;visibility:visible;mso-wrap-style:square;mso-width-percent:0;mso-height-percent:0;mso-wrap-distance-left:9pt;mso-wrap-distance-top:0;mso-wrap-distance-right:9pt;mso-wrap-distance-bottom:0;mso-position-horizontal:absolute;mso-position-horizontal-relative:text;mso-position-vertical:absolute;mso-position-vertical-relative:text;mso-width-percent:0;mso-height-percent:0;mso-width-relative:page;mso-height-relative:page;v-text-anchor:top" o:gfxdata="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">
                 <v:textbox>
                   <w:txbxContent>
-                    <w:p/>
+                    <w:p>
+                      <w:pPr>
+                        <w:jc w:val="center"/>
+                        <w:spacing w:before="0" w:after="0"/>
+                      </w:pPr>
+                      <w:r>
+                        <w:rPr>
+                          <w:sz w:val="16"/>
+                          <w:szCs w:val="16"/>
+                        </w:rPr>
+                        <w:t>{{ mst_6_5 }}</w:t>
+                      </w:r>
+                    </w:p>
                   </w:txbxContent>
                 </v:textbox>
               </v:rect>
@@ -7409,9 +8113,7 @@
                         <a:prstGeom prst="rect">
                           <a:avLst/>
                         </a:prstGeom>
-                        <a:solidFill>
-                          <a:srgbClr val="FFFFFF"/>
-                        </a:solidFill>
+                        <a:noFill/>
                         <a:ln w="9525">
                           <a:solidFill>
                             <a:srgbClr val="000000"/>
@@ -7423,7 +8125,19 @@
                       </wps:spPr>
                       <wps:txbx>
                         <w:txbxContent>
-                          <w:p/>
+                          <w:p>
+                            <w:pPr>
+                              <w:jc w:val="center"/>
+                              <w:spacing w:before="0" w:after="0"/>
+                            </w:pPr>
+                            <w:r>
+                              <w:rPr>
+                                <w:sz w:val="16"/>
+                                <w:szCs w:val="16"/>
+                              </w:rPr>
+                              <w:t>{{ mst_3_6 }}</w:t>
+                            </w:r>
+                          </w:p>
                         </w:txbxContent>
                       </wps:txbx>
                       <wps:bodyPr>
@@ -7443,10 +8157,22 @@
           </mc:Choice>
           <mc:Fallback>
             <w:pict>
-              <v:rect w14:anchorId="49054847" id="Rectangle 21" o:spid="_x0000_s1063" style="position:absolute;left:0;text-align:left;margin-left:275.45pt;margin-top:16.75pt;width:17.35pt;height:17.7pt;z-index:251698176;visibility:visible;mso-wrap-style:square;mso-width-percent:0;mso-height-percent:0;mso-wrap-distance-left:9pt;mso-wrap-distance-top:0;mso-wrap-distance-right:9pt;mso-wrap-distance-bottom:0;mso-position-horizontal:absolute;mso-position-horizontal-relative:text;mso-position-vertical:absolute;mso-position-vertical-relative:text;mso-width-percent:0;mso-height-percent:0;mso-width-relative:page;mso-height-relative:page;v-text-anchor:top" o:gfxdata="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">
+              <v:rect filled="f" w14:anchorId="49054847" id="Rectangle 21" o:spid="_x0000_s1063" style="position:absolute;left:0;text-align:left;margin-left:275.45pt;margin-top:16.75pt;width:17.35pt;height:17.7pt;z-index:251698176;visibility:visible;mso-wrap-style:square;mso-width-percent:0;mso-height-percent:0;mso-wrap-distance-left:9pt;mso-wrap-distance-top:0;mso-wrap-distance-right:9pt;mso-wrap-distance-bottom:0;mso-position-horizontal:absolute;mso-position-horizontal-relative:text;mso-position-vertical:absolute;mso-position-vertical-relative:text;mso-width-percent:0;mso-height-percent:0;mso-width-relative:page;mso-height-relative:page;v-text-anchor:top" o:gfxdata="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">
                 <v:textbox>
                   <w:txbxContent>
-                    <w:p/>
+                    <w:p>
+                      <w:pPr>
+                        <w:jc w:val="center"/>
+                        <w:spacing w:before="0" w:after="0"/>
+                      </w:pPr>
+                      <w:r>
+                        <w:rPr>
+                          <w:sz w:val="16"/>
+                          <w:szCs w:val="16"/>
+                        </w:rPr>
+                        <w:t>{{ mst_6_6 }}</w:t>
+                      </w:r>
+                    </w:p>
                   </w:txbxContent>
                 </v:textbox>
               </v:rect>
@@ -7495,9 +8221,7 @@
                         <a:prstGeom prst="rect">
                           <a:avLst/>
                         </a:prstGeom>
-                        <a:solidFill>
-                          <a:srgbClr val="FFFFFF"/>
-                        </a:solidFill>
+                        <a:noFill/>
                         <a:ln w="9525">
                           <a:solidFill>
                             <a:srgbClr val="000000"/>
@@ -7509,7 +8233,19 @@
                       </wps:spPr>
                       <wps:txbx>
                         <w:txbxContent>
-                          <w:p/>
+                          <w:p>
+                            <w:pPr>
+                              <w:jc w:val="center"/>
+                              <w:spacing w:before="0" w:after="0"/>
+                            </w:pPr>
+                            <w:r>
+                              <w:rPr>
+                                <w:sz w:val="16"/>
+                                <w:szCs w:val="16"/>
+                              </w:rPr>
+                              <w:t>{{ mst_3_7 }}</w:t>
+                            </w:r>
+                          </w:p>
                         </w:txbxContent>
                       </wps:txbx>
                       <wps:bodyPr>
@@ -7529,10 +8265,22 @@
           </mc:Choice>
           <mc:Fallback>
             <w:pict>
-              <v:rect w14:anchorId="6AB2B6F0" id="Rectangle 20" o:spid="_x0000_s1064" style="position:absolute;left:0;text-align:left;margin-left:171.5pt;margin-top:16.75pt;width:17.35pt;height:17.7pt;z-index:251694080;visibility:visible;mso-wrap-style:square;mso-width-percent:0;mso-height-percent:0;mso-wrap-distance-left:9pt;mso-wrap-distance-top:0;mso-wrap-distance-right:9pt;mso-wrap-distance-bottom:0;mso-position-horizontal:absolute;mso-position-horizontal-relative:text;mso-position-vertical:absolute;mso-position-vertical-relative:text;mso-width-percent:0;mso-height-percent:0;mso-width-relative:page;mso-height-relative:page;v-text-anchor:top" o:gfxdata="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">
+              <v:rect filled="f" w14:anchorId="6AB2B6F0" id="Rectangle 20" o:spid="_x0000_s1064" style="position:absolute;left:0;text-align:left;margin-left:171.5pt;margin-top:16.75pt;width:17.35pt;height:17.7pt;z-index:251694080;visibility:visible;mso-wrap-style:square;mso-width-percent:0;mso-height-percent:0;mso-wrap-distance-left:9pt;mso-wrap-distance-top:0;mso-wrap-distance-right:9pt;mso-wrap-distance-bottom:0;mso-position-horizontal:absolute;mso-position-horizontal-relative:text;mso-position-vertical:absolute;mso-position-vertical-relative:text;mso-width-percent:0;mso-height-percent:0;mso-width-relative:page;mso-height-relative:page;v-text-anchor:top" o:gfxdata="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">
                 <v:textbox>
                   <w:txbxContent>
-                    <w:p/>
+                    <w:p>
+                      <w:pPr>
+                        <w:jc w:val="center"/>
+                        <w:spacing w:before="0" w:after="0"/>
+                      </w:pPr>
+                      <w:r>
+                        <w:rPr>
+                          <w:sz w:val="16"/>
+                          <w:szCs w:val="16"/>
+                        </w:rPr>
+                        <w:t>{{ mst_6_7 }}</w:t>
+                      </w:r>
+                    </w:p>
                   </w:txbxContent>
                 </v:textbox>
               </v:rect>
@@ -7581,9 +8329,7 @@
                         <a:prstGeom prst="rect">
                           <a:avLst/>
                         </a:prstGeom>
-                        <a:solidFill>
-                          <a:srgbClr val="FFFFFF"/>
-                        </a:solidFill>
+                        <a:noFill/>
                         <a:ln w="9525">
                           <a:solidFill>
                             <a:srgbClr val="000000"/>
@@ -7595,7 +8341,19 @@
                       </wps:spPr>
                       <wps:txbx>
                         <w:txbxContent>
-                          <w:p/>
+                          <w:p>
+                            <w:pPr>
+                              <w:jc w:val="center"/>
+                              <w:spacing w:before="0" w:after="0"/>
+                            </w:pPr>
+                            <w:r>
+                              <w:rPr>
+                                <w:sz w:val="16"/>
+                                <w:szCs w:val="16"/>
+                              </w:rPr>
+                              <w:t>{{ mst_3_8 }}</w:t>
+                            </w:r>
+                          </w:p>
                         </w:txbxContent>
                       </wps:txbx>
                       <wps:bodyPr>
@@ -7615,10 +8373,22 @@
           </mc:Choice>
           <mc:Fallback>
             <w:pict>
-              <v:rect w14:anchorId="65210BA6" id="Rectangle 13" o:spid="_x0000_s1065" style="position:absolute;left:0;text-align:left;margin-left:189.1pt;margin-top:16.75pt;width:17.35pt;height:17.7pt;z-index:251695104;visibility:visible;mso-wrap-style:square;mso-width-percent:0;mso-height-percent:0;mso-wrap-distance-left:9pt;mso-wrap-distance-top:0;mso-wrap-distance-right:9pt;mso-wrap-distance-bottom:0;mso-position-horizontal:absolute;mso-position-horizontal-relative:text;mso-position-vertical:absolute;mso-position-vertical-relative:text;mso-width-percent:0;mso-height-percent:0;mso-width-relative:page;mso-height-relative:page;v-text-anchor:top" o:gfxdata="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">
+              <v:rect filled="f" w14:anchorId="65210BA6" id="Rectangle 13" o:spid="_x0000_s1065" style="position:absolute;left:0;text-align:left;margin-left:189.1pt;margin-top:16.75pt;width:17.35pt;height:17.7pt;z-index:251695104;visibility:visible;mso-wrap-style:square;mso-width-percent:0;mso-height-percent:0;mso-wrap-distance-left:9pt;mso-wrap-distance-top:0;mso-wrap-distance-right:9pt;mso-wrap-distance-bottom:0;mso-position-horizontal:absolute;mso-position-horizontal-relative:text;mso-position-vertical:absolute;mso-position-vertical-relative:text;mso-width-percent:0;mso-height-percent:0;mso-width-relative:page;mso-height-relative:page;v-text-anchor:top" o:gfxdata="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">
                 <v:textbox>
                   <w:txbxContent>
-                    <w:p/>
+                    <w:p>
+                      <w:pPr>
+                        <w:jc w:val="center"/>
+                        <w:spacing w:before="0" w:after="0"/>
+                      </w:pPr>
+                      <w:r>
+                        <w:rPr>
+                          <w:sz w:val="16"/>
+                          <w:szCs w:val="16"/>
+                        </w:rPr>
+                        <w:t>{{ mst_6_8 }}</w:t>
+                      </w:r>
+                    </w:p>
                   </w:txbxContent>
                 </v:textbox>
               </v:rect>
@@ -7667,9 +8437,7 @@
                         <a:prstGeom prst="rect">
                           <a:avLst/>
                         </a:prstGeom>
-                        <a:solidFill>
-                          <a:srgbClr val="FFFFFF"/>
-                        </a:solidFill>
+                        <a:noFill/>
                         <a:ln w="9525">
                           <a:solidFill>
                             <a:srgbClr val="000000"/>
@@ -7681,7 +8449,19 @@
                       </wps:spPr>
                       <wps:txbx>
                         <w:txbxContent>
-                          <w:p/>
+                          <w:p>
+                            <w:pPr>
+                              <w:jc w:val="center"/>
+                              <w:spacing w:before="0" w:after="0"/>
+                            </w:pPr>
+                            <w:r>
+                              <w:rPr>
+                                <w:sz w:val="16"/>
+                                <w:szCs w:val="16"/>
+                              </w:rPr>
+                              <w:t>{{ mst_3_9 }}</w:t>
+                            </w:r>
+                          </w:p>
                         </w:txbxContent>
                       </wps:txbx>
                       <wps:bodyPr>
@@ -7701,10 +8481,22 @@
           </mc:Choice>
           <mc:Fallback>
             <w:pict>
-              <v:rect w14:anchorId="3FC8BFD0" id="Rectangle 6" o:spid="_x0000_s1066" style="position:absolute;left:0;text-align:left;margin-left:223.6pt;margin-top:16.75pt;width:17.35pt;height:17.7pt;z-index:251701248;visibility:visible;mso-wrap-style:square;mso-width-percent:0;mso-height-percent:0;mso-wrap-distance-left:9pt;mso-wrap-distance-top:0;mso-wrap-distance-right:9pt;mso-wrap-distance-bottom:0;mso-position-horizontal:absolute;mso-position-horizontal-relative:text;mso-position-vertical:absolute;mso-position-vertical-relative:text;mso-width-percent:0;mso-height-percent:0;mso-width-relative:page;mso-height-relative:page;v-text-anchor:top" o:gfxdata="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">
+              <v:rect filled="f" w14:anchorId="3FC8BFD0" id="Rectangle 6" o:spid="_x0000_s1066" style="position:absolute;left:0;text-align:left;margin-left:223.6pt;margin-top:16.75pt;width:17.35pt;height:17.7pt;z-index:251701248;visibility:visible;mso-wrap-style:square;mso-width-percent:0;mso-height-percent:0;mso-wrap-distance-left:9pt;mso-wrap-distance-top:0;mso-wrap-distance-right:9pt;mso-wrap-distance-bottom:0;mso-position-horizontal:absolute;mso-position-horizontal-relative:text;mso-position-vertical:absolute;mso-position-vertical-relative:text;mso-width-percent:0;mso-height-percent:0;mso-width-relative:page;mso-height-relative:page;v-text-anchor:top" o:gfxdata="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">
                 <v:textbox>
                   <w:txbxContent>
-                    <w:p/>
+                    <w:p>
+                      <w:pPr>
+                        <w:jc w:val="center"/>
+                        <w:spacing w:before="0" w:after="0"/>
+                      </w:pPr>
+                      <w:r>
+                        <w:rPr>
+                          <w:sz w:val="16"/>
+                          <w:szCs w:val="16"/>
+                        </w:rPr>
+                        <w:t>{{ mst_6_9 }}</w:t>
+                      </w:r>
+                    </w:p>
                   </w:txbxContent>
                 </v:textbox>
               </v:rect>
@@ -7753,9 +8545,7 @@
                         <a:prstGeom prst="rect">
                           <a:avLst/>
                         </a:prstGeom>
-                        <a:solidFill>
-                          <a:srgbClr val="FFFFFF"/>
-                        </a:solidFill>
+                        <a:noFill/>
                         <a:ln w="9525">
                           <a:solidFill>
                             <a:srgbClr val="000000"/>
@@ -7767,7 +8557,19 @@
                       </wps:spPr>
                       <wps:txbx>
                         <w:txbxContent>
-                          <w:p/>
+                          <w:p>
+                            <w:pPr>
+                              <w:jc w:val="center"/>
+                              <w:spacing w:before="0" w:after="0"/>
+                            </w:pPr>
+                            <w:r>
+                              <w:rPr>
+                                <w:sz w:val="16"/>
+                                <w:szCs w:val="16"/>
+                              </w:rPr>
+                              <w:t>{{ mst_3_10 }}</w:t>
+                            </w:r>
+                          </w:p>
                         </w:txbxContent>
                       </wps:txbx>
                       <wps:bodyPr>
@@ -7787,10 +8589,22 @@
           </mc:Choice>
           <mc:Fallback>
             <w:pict>
-              <v:rect w14:anchorId="1373669B" id="Rectangle 5" o:spid="_x0000_s1067" style="position:absolute;left:0;text-align:left;margin-left:206pt;margin-top:16.75pt;width:17.35pt;height:17.7pt;z-index:251700224;visibility:visible;mso-wrap-style:square;mso-width-percent:0;mso-height-percent:0;mso-wrap-distance-left:9pt;mso-wrap-distance-top:0;mso-wrap-distance-right:9pt;mso-wrap-distance-bottom:0;mso-position-horizontal:absolute;mso-position-horizontal-relative:text;mso-position-vertical:absolute;mso-position-vertical-relative:text;mso-width-percent:0;mso-height-percent:0;mso-width-relative:page;mso-height-relative:page;v-text-anchor:top" o:gfxdata="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">
+              <v:rect filled="f" w14:anchorId="1373669B" id="Rectangle 5" o:spid="_x0000_s1067" style="position:absolute;left:0;text-align:left;margin-left:206pt;margin-top:16.75pt;width:17.35pt;height:17.7pt;z-index:251700224;visibility:visible;mso-wrap-style:square;mso-width-percent:0;mso-height-percent:0;mso-wrap-distance-left:9pt;mso-wrap-distance-top:0;mso-wrap-distance-right:9pt;mso-wrap-distance-bottom:0;mso-position-horizontal:absolute;mso-position-horizontal-relative:text;mso-position-vertical:absolute;mso-position-vertical-relative:text;mso-width-percent:0;mso-height-percent:0;mso-width-relative:page;mso-height-relative:page;v-text-anchor:top" o:gfxdata="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">
                 <v:textbox>
                   <w:txbxContent>
-                    <w:p/>
+                    <w:p>
+                      <w:pPr>
+                        <w:jc w:val="center"/>
+                        <w:spacing w:before="0" w:after="0"/>
+                      </w:pPr>
+                      <w:r>
+                        <w:rPr>
+                          <w:sz w:val="16"/>
+                          <w:szCs w:val="16"/>
+                        </w:rPr>
+                        <w:t>{{ mst_6_10 }}</w:t>
+                      </w:r>
+                    </w:p>
                   </w:txbxContent>
                 </v:textbox>
               </v:rect>
@@ -7839,9 +8653,7 @@
                         <a:prstGeom prst="rect">
                           <a:avLst/>
                         </a:prstGeom>
-                        <a:solidFill>
-                          <a:srgbClr val="FFFFFF"/>
-                        </a:solidFill>
+                        <a:noFill/>
                         <a:ln w="9525">
                           <a:solidFill>
                             <a:srgbClr val="000000"/>
@@ -7853,7 +8665,19 @@
                       </wps:spPr>
                       <wps:txbx>
                         <w:txbxContent>
-                          <w:p/>
+                          <w:p>
+                            <w:pPr>
+                              <w:jc w:val="center"/>
+                              <w:spacing w:before="0" w:after="0"/>
+                            </w:pPr>
+                            <w:r>
+                              <w:rPr>
+                                <w:sz w:val="16"/>
+                                <w:szCs w:val="16"/>
+                              </w:rPr>
+                              <w:t>{{ mst_3_11 }}</w:t>
+                            </w:r>
+                          </w:p>
                         </w:txbxContent>
                       </wps:txbx>
                       <wps:bodyPr>
@@ -7873,10 +8697,22 @@
           </mc:Choice>
           <mc:Fallback>
             <w:pict>
-              <v:rect w14:anchorId="4D340C31" id="Rectangle 29" o:spid="_x0000_s1068" style="position:absolute;left:0;text-align:left;margin-left:154.3pt;margin-top:16.8pt;width:17.35pt;height:17.65pt;z-index:251693056;visibility:visible;mso-wrap-style:square;mso-width-percent:0;mso-height-percent:0;mso-wrap-distance-left:9pt;mso-wrap-distance-top:0;mso-wrap-distance-right:9pt;mso-wrap-distance-bottom:0;mso-position-horizontal:absolute;mso-position-horizontal-relative:text;mso-position-vertical:absolute;mso-position-vertical-relative:text;mso-width-percent:0;mso-height-percent:0;mso-width-relative:page;mso-height-relative:page;v-text-anchor:top" o:gfxdata="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">
+              <v:rect filled="f" w14:anchorId="4D340C31" id="Rectangle 29" o:spid="_x0000_s1068" style="position:absolute;left:0;text-align:left;margin-left:154.3pt;margin-top:16.8pt;width:17.35pt;height:17.65pt;z-index:251693056;visibility:visible;mso-wrap-style:square;mso-width-percent:0;mso-height-percent:0;mso-wrap-distance-left:9pt;mso-wrap-distance-top:0;mso-wrap-distance-right:9pt;mso-wrap-distance-bottom:0;mso-position-horizontal:absolute;mso-position-horizontal-relative:text;mso-position-vertical:absolute;mso-position-vertical-relative:text;mso-width-percent:0;mso-height-percent:0;mso-width-relative:page;mso-height-relative:page;v-text-anchor:top" o:gfxdata="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">
                 <v:textbox>
                   <w:txbxContent>
-                    <w:p/>
+                    <w:p>
+                      <w:pPr>
+                        <w:jc w:val="center"/>
+                        <w:spacing w:before="0" w:after="0"/>
+                      </w:pPr>
+                      <w:r>
+                        <w:rPr>
+                          <w:sz w:val="16"/>
+                          <w:szCs w:val="16"/>
+                        </w:rPr>
+                        <w:t>{{ mst_6_11 }}</w:t>
+                      </w:r>
+                    </w:p>
                   </w:txbxContent>
                 </v:textbox>
               </v:rect>
@@ -7925,9 +8761,7 @@
                         <a:prstGeom prst="rect">
                           <a:avLst/>
                         </a:prstGeom>
-                        <a:solidFill>
-                          <a:srgbClr val="FFFFFF"/>
-                        </a:solidFill>
+                        <a:noFill/>
                         <a:ln w="9525">
                           <a:solidFill>
                             <a:srgbClr val="000000"/>
@@ -7939,7 +8773,19 @@
                       </wps:spPr>
                       <wps:txbx>
                         <w:txbxContent>
-                          <w:p/>
+                          <w:p>
+                            <w:pPr>
+                              <w:jc w:val="center"/>
+                              <w:spacing w:before="0" w:after="0"/>
+                            </w:pPr>
+                            <w:r>
+                              <w:rPr>
+                                <w:sz w:val="16"/>
+                                <w:szCs w:val="16"/>
+                              </w:rPr>
+                              <w:t>{{ mst_3_12 }}</w:t>
+                            </w:r>
+                          </w:p>
                         </w:txbxContent>
                       </wps:txbx>
                       <wps:bodyPr>
@@ -7959,10 +8805,22 @@
           </mc:Choice>
           <mc:Fallback>
             <w:pict>
-              <v:rect w14:anchorId="60C4A35E" id="Rectangle 28" o:spid="_x0000_s1069" style="position:absolute;left:0;text-align:left;margin-left:136.7pt;margin-top:16.8pt;width:17.35pt;height:17.65pt;z-index:251692032;visibility:visible;mso-wrap-style:square;mso-width-percent:0;mso-height-percent:0;mso-wrap-distance-left:9pt;mso-wrap-distance-top:0;mso-wrap-distance-right:9pt;mso-wrap-distance-bottom:0;mso-position-horizontal:absolute;mso-position-horizontal-relative:text;mso-position-vertical:absolute;mso-position-vertical-relative:text;mso-width-percent:0;mso-height-percent:0;mso-width-relative:page;mso-height-relative:page;v-text-anchor:top" o:gfxdata="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">
+              <v:rect filled="f" w14:anchorId="60C4A35E" id="Rectangle 28" o:spid="_x0000_s1069" style="position:absolute;left:0;text-align:left;margin-left:136.7pt;margin-top:16.8pt;width:17.35pt;height:17.65pt;z-index:251692032;visibility:visible;mso-wrap-style:square;mso-width-percent:0;mso-height-percent:0;mso-wrap-distance-left:9pt;mso-wrap-distance-top:0;mso-wrap-distance-right:9pt;mso-wrap-distance-bottom:0;mso-position-horizontal:absolute;mso-position-horizontal-relative:text;mso-position-vertical:absolute;mso-position-vertical-relative:text;mso-width-percent:0;mso-height-percent:0;mso-width-relative:page;mso-height-relative:page;v-text-anchor:top" o:gfxdata="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">
                 <v:textbox>
                   <w:txbxContent>
-                    <w:p/>
+                    <w:p>
+                      <w:pPr>
+                        <w:jc w:val="center"/>
+                        <w:spacing w:before="0" w:after="0"/>
+                      </w:pPr>
+                      <w:r>
+                        <w:rPr>
+                          <w:sz w:val="16"/>
+                          <w:szCs w:val="16"/>
+                        </w:rPr>
+                        <w:t>{{ mst_6_12 }}</w:t>
+                      </w:r>
+                    </w:p>
                   </w:txbxContent>
                 </v:textbox>
               </v:rect>

--- a/backend/data/templates/7c4201d2-107c-4227-a664-4c56f4cdc910.docx
+++ b/backend/data/templates/7c4201d2-107c-4227-a664-4c56f4cdc910.docx
@@ -5341,9 +5341,7 @@
                         <a:prstGeom prst="rect">
                           <a:avLst/>
                         </a:prstGeom>
-                        <a:solidFill>
-                          <a:srgbClr val="FFFFFF"/>
-                        </a:solidFill>
+                        <a:noFill/>
                         <a:ln w="9525">
                           <a:solidFill>
                             <a:srgbClr val="000000"/>
@@ -5375,7 +5373,7 @@
           </mc:Choice>
           <mc:Fallback>
             <w:pict>
-              <v:rect w14:anchorId="09E9CA40" id="Rectangle 7" o:spid="_x0000_s1054" style="position:absolute;left:0;text-align:left;margin-left:145.8pt;margin-top:2.7pt;width:11.35pt;height:11.35pt;z-index:251688960;visibility:visible;mso-wrap-style:square;mso-width-percent:0;mso-height-percent:0;mso-wrap-distance-left:9pt;mso-wrap-distance-top:0;mso-wrap-distance-right:9pt;mso-wrap-distance-bottom:0;mso-position-horizontal:absolute;mso-position-horizontal-relative:text;mso-position-vertical:absolute;mso-position-vertical-relative:text;mso-width-percent:0;mso-height-percent:0;mso-width-relative:page;mso-height-relative:page;v-text-anchor:top" o:gfxdata="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">
+              <v:rect filled="f" w14:anchorId="09E9CA40" id="Rectangle 7" o:spid="_x0000_s1054" style="position:absolute;left:0;text-align:left;margin-left:145.8pt;margin-top:2.7pt;width:11.35pt;height:11.35pt;z-index:251688960;visibility:visible;mso-wrap-style:square;mso-width-percent:0;mso-height-percent:0;mso-wrap-distance-left:9pt;mso-wrap-distance-top:0;mso-wrap-distance-right:9pt;mso-wrap-distance-bottom:0;mso-position-horizontal:absolute;mso-position-horizontal-relative:text;mso-position-vertical:absolute;mso-position-vertical-relative:text;mso-width-percent:0;mso-height-percent:0;mso-width-relative:page;mso-height-relative:page;v-text-anchor:top" o:gfxdata="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">
                 <v:textbox>
                   <w:txbxContent>
                     <w:p/>
@@ -5581,9 +5579,7 @@
                         <a:prstGeom prst="rect">
                           <a:avLst/>
                         </a:prstGeom>
-                        <a:solidFill>
-                          <a:srgbClr val="FFFFFF"/>
-                        </a:solidFill>
+                        <a:noFill/>
                         <a:ln w="9525">
                           <a:solidFill>
                             <a:srgbClr val="000000"/>
@@ -5615,7 +5611,7 @@
           </mc:Choice>
           <mc:Fallback>
             <w:pict>
-              <v:rect w14:anchorId="6900B26B" id="Rectangle 4" o:spid="_x0000_s1055" style="position:absolute;left:0;text-align:left;margin-left:160.3pt;margin-top:2.1pt;width:11.35pt;height:11.35pt;z-index:251691008;visibility:visible;mso-wrap-style:square;mso-width-percent:0;mso-height-percent:0;mso-wrap-distance-left:9pt;mso-wrap-distance-top:0;mso-wrap-distance-right:9pt;mso-wrap-distance-bottom:0;mso-position-horizontal:absolute;mso-position-horizontal-relative:text;mso-position-vertical:absolute;mso-position-vertical-relative:text;mso-width-percent:0;mso-height-percent:0;mso-width-relative:page;mso-height-relative:page;v-text-anchor:top" o:gfxdata="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">
+              <v:rect filled="f" w14:anchorId="6900B26B" id="Rectangle 4" o:spid="_x0000_s1055" style="position:absolute;left:0;text-align:left;margin-left:160.3pt;margin-top:2.1pt;width:11.35pt;height:11.35pt;z-index:251691008;visibility:visible;mso-wrap-style:square;mso-width-percent:0;mso-height-percent:0;mso-wrap-distance-left:9pt;mso-wrap-distance-top:0;mso-wrap-distance-right:9pt;mso-wrap-distance-bottom:0;mso-position-horizontal:absolute;mso-position-horizontal-relative:text;mso-position-vertical:absolute;mso-position-vertical-relative:text;mso-width-percent:0;mso-height-percent:0;mso-width-relative:page;mso-height-relative:page;v-text-anchor:top" o:gfxdata="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">
                 <v:textbox>
                   <w:txbxContent>
                     <w:p/>
@@ -6187,9 +6183,7 @@
                         <a:prstGeom prst="rect">
                           <a:avLst/>
                         </a:prstGeom>
-                        <a:solidFill>
-                          <a:srgbClr val="FFFFFF"/>
-                        </a:solidFill>
+                        <a:noFill/>
                         <a:ln w="9525">
                           <a:solidFill>
                             <a:srgbClr val="000000"/>
@@ -6221,7 +6215,7 @@
           </mc:Choice>
           <mc:Fallback>
             <w:pict>
-              <v:rect w14:anchorId="5AC9A369" id="Rectangle 3" o:spid="_x0000_s1056" style="position:absolute;left:0;text-align:left;margin-left:169.8pt;margin-top:2.15pt;width:11.35pt;height:11.35pt;z-index:251689984;visibility:visible;mso-wrap-style:square;mso-width-percent:0;mso-height-percent:0;mso-wrap-distance-left:9pt;mso-wrap-distance-top:0;mso-wrap-distance-right:9pt;mso-wrap-distance-bottom:0;mso-position-horizontal:absolute;mso-position-horizontal-relative:text;mso-position-vertical:absolute;mso-position-vertical-relative:text;mso-width-percent:0;mso-height-percent:0;mso-width-relative:page;mso-height-relative:page;v-text-anchor:top" o:gfxdata="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">
+              <v:rect filled="f" w14:anchorId="5AC9A369" id="Rectangle 3" o:spid="_x0000_s1056" style="position:absolute;left:0;text-align:left;margin-left:169.8pt;margin-top:2.15pt;width:11.35pt;height:11.35pt;z-index:251689984;visibility:visible;mso-wrap-style:square;mso-width-percent:0;mso-height-percent:0;mso-wrap-distance-left:9pt;mso-wrap-distance-top:0;mso-wrap-distance-right:9pt;mso-wrap-distance-bottom:0;mso-position-horizontal:absolute;mso-position-horizontal-relative:text;mso-position-vertical:absolute;mso-position-vertical-relative:text;mso-width-percent:0;mso-height-percent:0;mso-width-relative:page;mso-height-relative:page;v-text-anchor:top" o:gfxdata="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">
                 <v:textbox>
                   <w:txbxContent>
                     <w:p/>
@@ -9254,9 +9248,7 @@
                         <a:prstGeom prst="rect">
                           <a:avLst/>
                         </a:prstGeom>
-                        <a:solidFill>
-                          <a:srgbClr val="FFFFFF"/>
-                        </a:solidFill>
+                        <a:noFill/>
                         <a:ln w="9525">
                           <a:solidFill>
                             <a:srgbClr val="000000"/>
@@ -9288,7 +9280,7 @@
           </mc:Choice>
           <mc:Fallback>
             <w:pict>
-              <v:rect w14:anchorId="72BC38BE" id="Rectangle 2" o:spid="_x0000_s1070" style="position:absolute;left:0;text-align:left;margin-left:160.15pt;margin-top:2.35pt;width:11.35pt;height:11.35pt;z-index:251705344;visibility:visible;mso-wrap-style:square;mso-width-percent:0;mso-height-percent:0;mso-wrap-distance-left:9pt;mso-wrap-distance-top:0;mso-wrap-distance-right:9pt;mso-wrap-distance-bottom:0;mso-position-horizontal:absolute;mso-position-horizontal-relative:text;mso-position-vertical:absolute;mso-position-vertical-relative:text;mso-width-percent:0;mso-height-percent:0;mso-width-relative:page;mso-height-relative:page;v-text-anchor:top" o:gfxdata="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">
+              <v:rect filled="f" w14:anchorId="72BC38BE" id="Rectangle 2" o:spid="_x0000_s1070" style="position:absolute;left:0;text-align:left;margin-left:160.15pt;margin-top:2.35pt;width:11.35pt;height:11.35pt;z-index:251705344;visibility:visible;mso-wrap-style:square;mso-width-percent:0;mso-height-percent:0;mso-wrap-distance-left:9pt;mso-wrap-distance-top:0;mso-wrap-distance-right:9pt;mso-wrap-distance-bottom:0;mso-position-horizontal:absolute;mso-position-horizontal-relative:text;mso-position-vertical:absolute;mso-position-vertical-relative:text;mso-width-percent:0;mso-height-percent:0;mso-width-relative:page;mso-height-relative:page;v-text-anchor:top" o:gfxdata="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">
                 <v:textbox>
                   <w:txbxContent>
                     <w:p/>
@@ -9661,9 +9653,7 @@
                         <a:prstGeom prst="rect">
                           <a:avLst/>
                         </a:prstGeom>
-                        <a:solidFill>
-                          <a:srgbClr val="FFFFFF"/>
-                        </a:solidFill>
+                        <a:noFill/>
                         <a:ln w="9525">
                           <a:solidFill>
                             <a:srgbClr val="000000"/>
@@ -9695,7 +9685,7 @@
           </mc:Choice>
           <mc:Fallback>
             <w:pict>
-              <v:rect w14:anchorId="39D9CAEF" id="Rectangle 1" o:spid="_x0000_s1071" style="position:absolute;left:0;text-align:left;margin-left:169.8pt;margin-top:2.15pt;width:11.35pt;height:11.35pt;z-index:251706368;visibility:visible;mso-wrap-style:square;mso-width-percent:0;mso-height-percent:0;mso-wrap-distance-left:9pt;mso-wrap-distance-top:0;mso-wrap-distance-right:9pt;mso-wrap-distance-bottom:0;mso-position-horizontal:absolute;mso-position-horizontal-relative:text;mso-position-vertical:absolute;mso-position-vertical-relative:text;mso-width-percent:0;mso-height-percent:0;mso-width-relative:page;mso-height-relative:page;v-text-anchor:top" o:gfxdata="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">
+              <v:rect filled="f" w14:anchorId="39D9CAEF" id="Rectangle 1" o:spid="_x0000_s1071" style="position:absolute;left:0;text-align:left;margin-left:169.8pt;margin-top:2.15pt;width:11.35pt;height:11.35pt;z-index:251706368;visibility:visible;mso-wrap-style:square;mso-width-percent:0;mso-height-percent:0;mso-wrap-distance-left:9pt;mso-wrap-distance-top:0;mso-wrap-distance-right:9pt;mso-wrap-distance-bottom:0;mso-position-horizontal:absolute;mso-position-horizontal-relative:text;mso-position-vertical:absolute;mso-position-vertical-relative:text;mso-width-percent:0;mso-height-percent:0;mso-width-relative:page;mso-height-relative:page;v-text-anchor:top" o:gfxdata="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">
                 <v:textbox>
                   <w:txbxContent>
                     <w:p/>
